--- a/rapports/2026-06-06/EQ19/EQ19_enq1_v2/DR_131201030006/22-53-30-08.docx
+++ b/rapports/2026-06-06/EQ19/EQ19_enq1_v2/DR_131201030006/22-53-30-08.docx
@@ -297,7 +297,7 @@
           <w:color w:val="1F6FEB"/>
           <w:sz w:val="22"/>
         </w:rPr>
-        <w:t>⚠ INCOHÉRENCES À CORRIGER (186)</w:t>
+        <w:t>⚠ INCOHÉRENCES À CORRIGER (178)</w:t>
       </w:r>
     </w:p>
     <w:tbl>
@@ -2465,7 +2465,7 @@
                 <w:i w:val="0"/>
                 <w:sz w:val="17"/>
               </w:rPr>
-              <w:t>Incohérence!!! seulement les écoles privées paient les frais de scolarité (y compris les frais d'inscription).</w:t>
+              <w:t>Incoherent!!! Le niveau d'études suivi par Fatoumata Goulo Diallo  au cours de l'année 2024/2025 est Secondaire 1 (Moyen) Général mais il déclare en 2.11 qu'il a obtenu comme résultat le Diplômé, études achevées.</w:t>
             </w:r>
           </w:p>
         </w:tc>
@@ -2555,7 +2555,7 @@
                 <w:i w:val="0"/>
                 <w:sz w:val="17"/>
               </w:rPr>
-              <w:t>Incoherent!!! Le niveau d'études suivi par Aicha Diallo  au cours de l'année 2024/2025 est Primaire ou son niveau d'études le plus élevé atteint est  mais il déclare en 2.11 qu'il a obtenu comme résultat le Diplômé, études achevées.</w:t>
+              <w:t>Prière de corriger cette incoherence en 2.11.</w:t>
             </w:r>
           </w:p>
         </w:tc>
@@ -2614,7 +2614,7 @@
                 <w:color w:val="16A34A"/>
                 <w:sz w:val="16"/>
               </w:rPr>
-              <w:t>—</w:t>
+              <w:t>s01q32, s01q36, s01q38, s04q37_modif, s02q33, s02q34, s01q00b</w:t>
             </w:r>
           </w:p>
         </w:tc>
@@ -2645,7 +2645,7 @@
                 <w:i w:val="0"/>
                 <w:sz w:val="17"/>
               </w:rPr>
-              <w:t>Prière de corriger cette incoherence en 2.11.</w:t>
+              <w:t>Peu probable!!! Vu l'âge (12 ans) de Fatoumata Goulo Diallo ou l'année à laquelle Fatoumata Goulo Diallo a fréquenté l'école pour la dernière fois (.) le dernier diplome de Fatoumata Goulo Diallo ne peut être le Certificat d'études primaires (CEP), prière de corriger cette incohérence ou confirmer avec le QG.</w:t>
             </w:r>
           </w:p>
         </w:tc>
@@ -2704,7 +2704,7 @@
                 <w:color w:val="16A34A"/>
                 <w:sz w:val="16"/>
               </w:rPr>
-              <w:t>s01q32, s01q36, s01q38, s04q37_modif, s02q33, s02q34, s01q00b</w:t>
+              <w:t>—</w:t>
             </w:r>
           </w:p>
         </w:tc>
@@ -2735,7 +2735,7 @@
                 <w:i w:val="0"/>
                 <w:sz w:val="17"/>
               </w:rPr>
-              <w:t>Peu probable!!! Vu l'âge (13 ans) de Aicha Diallo ou l'année à laquelle Aicha Diallo a fréquenté l'école pour la dernière fois (.) le dernier diplome de Aicha Diallo ne peut être le Certificat d'études primaires (CEP), prière de corriger cette incohérence ou confirmer avec le QG.</w:t>
+              <w:t>Incoherent!!! Le niveau d'études suivi par Mamadou Boye  au cours de l'année 2024/2025 est Primaire ou son niveau d'études le plus élevé atteint est  mais il déclare en 2.11 qu'il a obtenu comme résultat le Diplômé, études achevées.</w:t>
             </w:r>
           </w:p>
         </w:tc>
@@ -2794,7 +2794,7 @@
                 <w:color w:val="16A34A"/>
                 <w:sz w:val="16"/>
               </w:rPr>
-              <w:t>s01q49, s02q24, s01q00b, s02q17_2, s02q15_2</w:t>
+              <w:t>s01q32, s01q36, s01q38, s04q37_modif, s02q33, s02q34, s01q00b</w:t>
             </w:r>
           </w:p>
         </w:tc>
@@ -2825,7 +2825,7 @@
                 <w:i w:val="0"/>
                 <w:sz w:val="17"/>
               </w:rPr>
-              <w:t>Le montant des frais pour les cahiers et autres matériels scolaires (26000 FCFA) pour l'année scolaire de Ablaye Keita qui fréquente 2ème année de Secondaire 2 Général semble incohérent, veuillez, s'il vous plait, verifier cette information auprès de l'enquêté ou confirmer avec le QG.</w:t>
+              <w:t>Peu probable!!! Vu l'âge (14 ans) de Mamadou Boye ou l'année à laquelle Mamadou Boye a fréquenté l'école pour la dernière fois (.) le dernier diplome de Mamadou Boye ne peut être le Certificat d'études primaires (CEP), prière de corriger cette incohérence ou confirmer avec le QG.</w:t>
             </w:r>
           </w:p>
         </w:tc>
@@ -2915,7 +2915,7 @@
                 <w:i w:val="0"/>
                 <w:sz w:val="17"/>
               </w:rPr>
-              <w:t>Incoherent!!! Le niveau d'études suivi par Fatoumata Goulo Diallo  au cours de l'année 2024/2025 est Secondaire 1 (Moyen) Général mais il déclare en 2.11 qu'il a obtenu comme résultat le Diplômé, études achevées.</w:t>
+              <w:t>Incohérent!! Le niveau d'instruction déclaré par l'un des enfants (Secondaire 1er cycle) au niveau de la section 1 de Diamy Diallo diffère de celui donné par Diamy Diallo lui-même qui affirme ne pas avoir frequenté l'école formelle.</w:t>
             </w:r>
           </w:p>
         </w:tc>
@@ -2974,7 +2974,7 @@
                 <w:color w:val="16A34A"/>
                 <w:sz w:val="16"/>
               </w:rPr>
-              <w:t>s01q32, s01q36, s01q38, s04q37_modif, s02q33, s02q34, s01q00b</w:t>
+              <w:t>—</w:t>
             </w:r>
           </w:p>
         </w:tc>
@@ -3005,7 +3005,7 @@
                 <w:i w:val="0"/>
                 <w:sz w:val="17"/>
               </w:rPr>
-              <w:t>Peu probable!!! Vu l'âge (12 ans) de Fatoumata Goulo Diallo ou l'année à laquelle Fatoumata Goulo Diallo a fréquenté l'école pour la dernière fois (.) le dernier diplome de Fatoumata Goulo Diallo ne peut être le Certificat d'études primaires (CEP), prière de corriger cette incohérence ou confirmer avec le QG.</w:t>
+              <w:t>Incoherent!!! Le niveau d'études suivi par Aicha Diallo  au cours de l'année 2024/2025 est Primaire ou son niveau d'études le plus élevé atteint est  mais il déclare en 2.11 qu'il a obtenu comme résultat le Diplômé, études achevées.</w:t>
             </w:r>
           </w:p>
         </w:tc>
@@ -3095,7 +3095,7 @@
                 <w:i w:val="0"/>
                 <w:sz w:val="17"/>
               </w:rPr>
-              <w:t>Peu probable!!! Vu l'âge (15 ans) de sira tening Diallo ou l'année à laquelle sira tening Diallo a fréquenté l'école pour la dernière fois (.) le dernier diplome de sira tening Diallo ne peut être le Certificat d'études primaires (CEP), prière de corriger cette incohérence ou confirmer avec le QG.</w:t>
+              <w:t>Peu probable!!! Vu l'âge (13 ans) de Aicha Diallo ou l'année à laquelle Aicha Diallo a fréquenté l'école pour la dernière fois (.) le dernier diplome de Aicha Diallo ne peut être le Certificat d'études primaires (CEP), prière de corriger cette incohérence ou confirmer avec le QG.</w:t>
             </w:r>
           </w:p>
         </w:tc>
@@ -3154,7 +3154,7 @@
                 <w:color w:val="16A34A"/>
                 <w:sz w:val="16"/>
               </w:rPr>
-              <w:t>—</w:t>
+              <w:t>s01q49, s02q24, s01q00b, s02q17_2, s02q15_2</w:t>
             </w:r>
           </w:p>
         </w:tc>
@@ -3185,7 +3185,7 @@
                 <w:i w:val="0"/>
                 <w:sz w:val="17"/>
               </w:rPr>
-              <w:t>Incoherent!!! Le niveau d'études suivi par Mamadou Boye  au cours de l'année 2024/2025 est Primaire ou son niveau d'études le plus élevé atteint est  mais il déclare en 2.11 qu'il a obtenu comme résultat le Diplômé, études achevées.</w:t>
+              <w:t>Le montant des frais pour les cahiers et autres matériels scolaires (26000 FCFA) pour l'année scolaire de Ablaye Keita qui fréquente 2ème année de Secondaire 2 Général semble incohérent, veuillez, s'il vous plait, verifier cette information auprès de l'enquêté ou confirmer avec le QG.</w:t>
             </w:r>
           </w:p>
         </w:tc>
@@ -3275,7 +3275,7 @@
                 <w:i w:val="0"/>
                 <w:sz w:val="17"/>
               </w:rPr>
-              <w:t>Peu probable!!! Vu l'âge (14 ans) de Mamadou Boye ou l'année à laquelle Mamadou Boye a fréquenté l'école pour la dernière fois (.) le dernier diplome de Mamadou Boye ne peut être le Certificat d'études primaires (CEP), prière de corriger cette incohérence ou confirmer avec le QG.</w:t>
+              <w:t>Peu probable!!! Vu l'âge (15 ans) de sira tening Diallo ou l'année à laquelle sira tening Diallo a fréquenté l'école pour la dernière fois (.) le dernier diplome de sira tening Diallo ne peut être le Certificat d'études primaires (CEP), prière de corriger cette incohérence ou confirmer avec le QG.</w:t>
             </w:r>
           </w:p>
         </w:tc>
@@ -3308,6 +3308,1895 @@
                 <w:i w:val="0"/>
                 <w:sz w:val="16"/>
               </w:rPr>
+              <w:t>S04</w:t>
+              <w:br/>
+            </w:r>
+            <w:r>
+              <w:rPr>
+                <w:b w:val="0"/>
+                <w:i w:val="0"/>
+                <w:color w:val="64748B"/>
+                <w:sz w:val="14"/>
+              </w:rPr>
+              <w:t>Emploi</w:t>
+            </w:r>
+          </w:p>
+        </w:tc>
+        <w:tc>
+          <w:tcPr>
+            <w:tcW w:type="dxa" w:w="1531"/>
+          </w:tcPr>
+          <w:p>
+            <w:r>
+              <w:rPr>
+                <w:b/>
+                <w:i w:val="0"/>
+                <w:color w:val="16A34A"/>
+                <w:sz w:val="16"/>
+              </w:rPr>
+              <w:t>—</w:t>
+            </w:r>
+          </w:p>
+        </w:tc>
+        <w:tc>
+          <w:tcPr>
+            <w:tcW w:type="dxa" w:w="1191"/>
+          </w:tcPr>
+          <w:p>
+            <w:r>
+              <w:rPr>
+                <w:b w:val="0"/>
+                <w:i w:val="0"/>
+                <w:color w:val="64748B"/>
+                <w:sz w:val="16"/>
+              </w:rPr>
+              <w:t>GT-CQ</w:t>
+            </w:r>
+          </w:p>
+        </w:tc>
+        <w:tc>
+          <w:tcPr>
+            <w:tcW w:type="dxa" w:w="4706"/>
+          </w:tcPr>
+          <w:p>
+            <w:r>
+              <w:rPr>
+                <w:b w:val="0"/>
+                <w:i w:val="0"/>
+                <w:sz w:val="17"/>
+              </w:rPr>
+              <w:t>Incohérence détectée ! Il semble peu probable que Diedhiou Diallo occupe un emploi pour l'ETAT/collectivités locales ou dans une entreprise publique/parapublique tout en travaillant moins de 20 jours par mois.</w:t>
+            </w:r>
+          </w:p>
+        </w:tc>
+      </w:tr>
+      <w:tr>
+        <w:tc>
+          <w:tcPr>
+            <w:tcW w:type="dxa" w:w="964"/>
+          </w:tcPr>
+          <w:p>
+            <w:r>
+              <w:rPr>
+                <w:b/>
+                <w:i w:val="0"/>
+                <w:color w:val="DC2626"/>
+                <w:sz w:val="16"/>
+              </w:rPr>
+              <w:t>Haute</w:t>
+            </w:r>
+          </w:p>
+        </w:tc>
+        <w:tc>
+          <w:tcPr>
+            <w:tcW w:type="dxa" w:w="1247"/>
+          </w:tcPr>
+          <w:p>
+            <w:r>
+              <w:rPr>
+                <w:b/>
+                <w:i w:val="0"/>
+                <w:sz w:val="16"/>
+              </w:rPr>
+              <w:t>S04</w:t>
+              <w:br/>
+            </w:r>
+            <w:r>
+              <w:rPr>
+                <w:b w:val="0"/>
+                <w:i w:val="0"/>
+                <w:color w:val="64748B"/>
+                <w:sz w:val="14"/>
+              </w:rPr>
+              <w:t>Emploi</w:t>
+            </w:r>
+          </w:p>
+        </w:tc>
+        <w:tc>
+          <w:tcPr>
+            <w:tcW w:type="dxa" w:w="1531"/>
+          </w:tcPr>
+          <w:p>
+            <w:r>
+              <w:rPr>
+                <w:b/>
+                <w:i w:val="0"/>
+                <w:color w:val="16A34A"/>
+                <w:sz w:val="16"/>
+              </w:rPr>
+              <w:t>s01q49, s02q24, s04q37, s04q50, s01q00b</w:t>
+            </w:r>
+          </w:p>
+        </w:tc>
+        <w:tc>
+          <w:tcPr>
+            <w:tcW w:type="dxa" w:w="1191"/>
+          </w:tcPr>
+          <w:p>
+            <w:r>
+              <w:rPr>
+                <w:b w:val="0"/>
+                <w:i w:val="0"/>
+                <w:color w:val="64748B"/>
+                <w:sz w:val="16"/>
+              </w:rPr>
+              <w:t>GT-CQ</w:t>
+            </w:r>
+          </w:p>
+        </w:tc>
+        <w:tc>
+          <w:tcPr>
+            <w:tcW w:type="dxa" w:w="4706"/>
+          </w:tcPr>
+          <w:p>
+            <w:r>
+              <w:rPr>
+                <w:b w:val="0"/>
+                <w:i w:val="0"/>
+                <w:sz w:val="17"/>
+              </w:rPr>
+              <w:t>Incoherence! Diedhiou Diallo a comme secteur institutionel Etat/Collectivité locale ou Entreprise Publique/Parapublique et dit n'avoir pas un bulletin de salaire, prière de corriger cette incoherence.</w:t>
+            </w:r>
+          </w:p>
+        </w:tc>
+      </w:tr>
+      <w:tr>
+        <w:tc>
+          <w:tcPr>
+            <w:tcW w:type="dxa" w:w="964"/>
+          </w:tcPr>
+          <w:p>
+            <w:r>
+              <w:rPr>
+                <w:b/>
+                <w:i w:val="0"/>
+                <w:color w:val="DC2626"/>
+                <w:sz w:val="16"/>
+              </w:rPr>
+              <w:t>Haute</w:t>
+            </w:r>
+          </w:p>
+        </w:tc>
+        <w:tc>
+          <w:tcPr>
+            <w:tcW w:type="dxa" w:w="1247"/>
+          </w:tcPr>
+          <w:p>
+            <w:r>
+              <w:rPr>
+                <w:b/>
+                <w:i w:val="0"/>
+                <w:sz w:val="16"/>
+              </w:rPr>
+              <w:t>S04</w:t>
+              <w:br/>
+            </w:r>
+            <w:r>
+              <w:rPr>
+                <w:b w:val="0"/>
+                <w:i w:val="0"/>
+                <w:color w:val="64748B"/>
+                <w:sz w:val="14"/>
+              </w:rPr>
+              <w:t>Emploi</w:t>
+            </w:r>
+          </w:p>
+        </w:tc>
+        <w:tc>
+          <w:tcPr>
+            <w:tcW w:type="dxa" w:w="1531"/>
+          </w:tcPr>
+          <w:p>
+            <w:r>
+              <w:rPr>
+                <w:b/>
+                <w:i w:val="0"/>
+                <w:color w:val="16A34A"/>
+                <w:sz w:val="16"/>
+              </w:rPr>
+              <w:t>—</w:t>
+            </w:r>
+          </w:p>
+        </w:tc>
+        <w:tc>
+          <w:tcPr>
+            <w:tcW w:type="dxa" w:w="1191"/>
+          </w:tcPr>
+          <w:p>
+            <w:r>
+              <w:rPr>
+                <w:b w:val="0"/>
+                <w:i w:val="0"/>
+                <w:color w:val="64748B"/>
+                <w:sz w:val="16"/>
+              </w:rPr>
+              <w:t>GT-CQ</w:t>
+            </w:r>
+          </w:p>
+        </w:tc>
+        <w:tc>
+          <w:tcPr>
+            <w:tcW w:type="dxa" w:w="4706"/>
+          </w:tcPr>
+          <w:p>
+            <w:r>
+              <w:rPr>
+                <w:b w:val="0"/>
+                <w:i w:val="0"/>
+                <w:sz w:val="17"/>
+              </w:rPr>
+              <w:t>Incohérence détectée ! Il semble peu probable que Hawka Diallo occupe un emploi pour l'ETAT/collectivités locales ou dans une entreprise publique/parapublique tout en travaillant moins de  6h par jour.</w:t>
+            </w:r>
+          </w:p>
+        </w:tc>
+      </w:tr>
+      <w:tr>
+        <w:tc>
+          <w:tcPr>
+            <w:tcW w:type="dxa" w:w="964"/>
+          </w:tcPr>
+          <w:p>
+            <w:r>
+              <w:rPr>
+                <w:b/>
+                <w:i w:val="0"/>
+                <w:color w:val="DC2626"/>
+                <w:sz w:val="16"/>
+              </w:rPr>
+              <w:t>Haute</w:t>
+            </w:r>
+          </w:p>
+        </w:tc>
+        <w:tc>
+          <w:tcPr>
+            <w:tcW w:type="dxa" w:w="1247"/>
+          </w:tcPr>
+          <w:p>
+            <w:r>
+              <w:rPr>
+                <w:b/>
+                <w:i w:val="0"/>
+                <w:sz w:val="16"/>
+              </w:rPr>
+              <w:t>S11</w:t>
+              <w:br/>
+            </w:r>
+            <w:r>
+              <w:rPr>
+                <w:b w:val="0"/>
+                <w:i w:val="0"/>
+                <w:color w:val="64748B"/>
+                <w:sz w:val="14"/>
+              </w:rPr>
+              <w:t>Logement / cadre de vie</w:t>
+            </w:r>
+          </w:p>
+        </w:tc>
+        <w:tc>
+          <w:tcPr>
+            <w:tcW w:type="dxa" w:w="1531"/>
+          </w:tcPr>
+          <w:p>
+            <w:r>
+              <w:rPr>
+                <w:b/>
+                <w:i w:val="0"/>
+                <w:color w:val="16A34A"/>
+                <w:sz w:val="16"/>
+              </w:rPr>
+              <w:t>s01q07, s01q08, s02q20, s02q22, s03q07, s02q29, s04q19, s13q02</w:t>
+            </w:r>
+          </w:p>
+        </w:tc>
+        <w:tc>
+          <w:tcPr>
+            <w:tcW w:type="dxa" w:w="1191"/>
+          </w:tcPr>
+          <w:p>
+            <w:r>
+              <w:rPr>
+                <w:b w:val="0"/>
+                <w:i w:val="0"/>
+                <w:color w:val="64748B"/>
+                <w:sz w:val="16"/>
+              </w:rPr>
+              <w:t>GT-CQ</w:t>
+            </w:r>
+          </w:p>
+        </w:tc>
+        <w:tc>
+          <w:tcPr>
+            <w:tcW w:type="dxa" w:w="4706"/>
+          </w:tcPr>
+          <w:p>
+            <w:r>
+              <w:rPr>
+                <w:b w:val="0"/>
+                <w:i w:val="0"/>
+                <w:sz w:val="17"/>
+              </w:rPr>
+              <w:t>Avertissement!! Le montant supporté (36000 FCFA) par le ménage pour cette source d’énergie (Bois de chauffe) à KEDOUGOU Rural au cours des 30 derniers jours semble incoherent, prière de confirmer ou corriger.</w:t>
+            </w:r>
+          </w:p>
+        </w:tc>
+      </w:tr>
+      <w:tr>
+        <w:tc>
+          <w:tcPr>
+            <w:tcW w:type="dxa" w:w="964"/>
+          </w:tcPr>
+          <w:p>
+            <w:r>
+              <w:rPr>
+                <w:b/>
+                <w:i w:val="0"/>
+                <w:color w:val="DC2626"/>
+                <w:sz w:val="16"/>
+              </w:rPr>
+              <w:t>Haute</w:t>
+            </w:r>
+          </w:p>
+        </w:tc>
+        <w:tc>
+          <w:tcPr>
+            <w:tcW w:type="dxa" w:w="1247"/>
+          </w:tcPr>
+          <w:p>
+            <w:r>
+              <w:rPr>
+                <w:b/>
+                <w:i w:val="0"/>
+                <w:sz w:val="16"/>
+              </w:rPr>
+              <w:t>S11</w:t>
+              <w:br/>
+            </w:r>
+            <w:r>
+              <w:rPr>
+                <w:b w:val="0"/>
+                <w:i w:val="0"/>
+                <w:color w:val="64748B"/>
+                <w:sz w:val="14"/>
+              </w:rPr>
+              <w:t>Logement / cadre de vie</w:t>
+            </w:r>
+          </w:p>
+        </w:tc>
+        <w:tc>
+          <w:tcPr>
+            <w:tcW w:type="dxa" w:w="1531"/>
+          </w:tcPr>
+          <w:p>
+            <w:r>
+              <w:rPr>
+                <w:b/>
+                <w:i w:val="0"/>
+                <w:color w:val="16A34A"/>
+                <w:sz w:val="16"/>
+              </w:rPr>
+              <w:t>—</w:t>
+            </w:r>
+          </w:p>
+        </w:tc>
+        <w:tc>
+          <w:tcPr>
+            <w:tcW w:type="dxa" w:w="1191"/>
+          </w:tcPr>
+          <w:p>
+            <w:r>
+              <w:rPr>
+                <w:b w:val="0"/>
+                <w:i w:val="0"/>
+                <w:color w:val="64748B"/>
+                <w:sz w:val="16"/>
+              </w:rPr>
+              <w:t>GT-CQ</w:t>
+            </w:r>
+          </w:p>
+        </w:tc>
+        <w:tc>
+          <w:tcPr>
+            <w:tcW w:type="dxa" w:w="4706"/>
+          </w:tcPr>
+          <w:p>
+            <w:r>
+              <w:rPr>
+                <w:b w:val="0"/>
+                <w:i w:val="0"/>
+                <w:sz w:val="17"/>
+              </w:rPr>
+              <w:t>Incoherence!! Le ménage a depensé .</w:t>
+            </w:r>
+          </w:p>
+        </w:tc>
+      </w:tr>
+      <w:tr>
+        <w:tc>
+          <w:tcPr>
+            <w:tcW w:type="dxa" w:w="964"/>
+          </w:tcPr>
+          <w:p>
+            <w:r>
+              <w:rPr>
+                <w:b/>
+                <w:i w:val="0"/>
+                <w:color w:val="DC2626"/>
+                <w:sz w:val="16"/>
+              </w:rPr>
+              <w:t>Haute</w:t>
+            </w:r>
+          </w:p>
+        </w:tc>
+        <w:tc>
+          <w:tcPr>
+            <w:tcW w:type="dxa" w:w="1247"/>
+          </w:tcPr>
+          <w:p>
+            <w:r>
+              <w:rPr>
+                <w:b/>
+                <w:i w:val="0"/>
+                <w:sz w:val="16"/>
+              </w:rPr>
+              <w:t>S11</w:t>
+              <w:br/>
+            </w:r>
+            <w:r>
+              <w:rPr>
+                <w:b w:val="0"/>
+                <w:i w:val="0"/>
+                <w:color w:val="64748B"/>
+                <w:sz w:val="14"/>
+              </w:rPr>
+              <w:t>Logement / cadre de vie</w:t>
+            </w:r>
+          </w:p>
+        </w:tc>
+        <w:tc>
+          <w:tcPr>
+            <w:tcW w:type="dxa" w:w="1531"/>
+          </w:tcPr>
+          <w:p>
+            <w:r>
+              <w:rPr>
+                <w:b/>
+                <w:i w:val="0"/>
+                <w:color w:val="16A34A"/>
+                <w:sz w:val="16"/>
+              </w:rPr>
+              <w:t>s01q29, s01q31, s04q24, s00q04, s11q21, s09fq03, s09fq011</w:t>
+            </w:r>
+          </w:p>
+        </w:tc>
+        <w:tc>
+          <w:tcPr>
+            <w:tcW w:type="dxa" w:w="1191"/>
+          </w:tcPr>
+          <w:p>
+            <w:r>
+              <w:rPr>
+                <w:b w:val="0"/>
+                <w:i w:val="0"/>
+                <w:color w:val="64748B"/>
+                <w:sz w:val="16"/>
+              </w:rPr>
+              <w:t>GT-CQ</w:t>
+            </w:r>
+          </w:p>
+        </w:tc>
+        <w:tc>
+          <w:tcPr>
+            <w:tcW w:type="dxa" w:w="4706"/>
+          </w:tcPr>
+          <w:p>
+            <w:r>
+              <w:rPr>
+                <w:b w:val="0"/>
+                <w:i w:val="0"/>
+                <w:sz w:val="17"/>
+              </w:rPr>
+              <w:t>FCFA dans Frais de connexion au réseau de distribution d'eau mais dit ne pas être connecté à un réseau d'eau courante, prière de corriger cette incoherence</w:t>
+            </w:r>
+          </w:p>
+        </w:tc>
+      </w:tr>
+      <w:tr>
+        <w:tc>
+          <w:tcPr>
+            <w:tcW w:type="dxa" w:w="964"/>
+          </w:tcPr>
+          <w:p>
+            <w:r>
+              <w:rPr>
+                <w:b/>
+                <w:i w:val="0"/>
+                <w:color w:val="DC2626"/>
+                <w:sz w:val="16"/>
+              </w:rPr>
+              <w:t>Haute</w:t>
+            </w:r>
+          </w:p>
+        </w:tc>
+        <w:tc>
+          <w:tcPr>
+            <w:tcW w:type="dxa" w:w="1247"/>
+          </w:tcPr>
+          <w:p>
+            <w:r>
+              <w:rPr>
+                <w:b/>
+                <w:i w:val="0"/>
+                <w:sz w:val="16"/>
+              </w:rPr>
+              <w:t>S16</w:t>
+              <w:br/>
+            </w:r>
+            <w:r>
+              <w:rPr>
+                <w:b w:val="0"/>
+                <w:i w:val="0"/>
+                <w:color w:val="64748B"/>
+                <w:sz w:val="14"/>
+              </w:rPr>
+              <w:t>Agriculture</w:t>
+            </w:r>
+          </w:p>
+        </w:tc>
+        <w:tc>
+          <w:tcPr>
+            <w:tcW w:type="dxa" w:w="1531"/>
+          </w:tcPr>
+          <w:p>
+            <w:r>
+              <w:rPr>
+                <w:b/>
+                <w:i w:val="0"/>
+                <w:color w:val="16A34A"/>
+                <w:sz w:val="16"/>
+              </w:rPr>
+              <w:t>s01q02, s02q01__1, s02q02__1, s02q03__1, s02q15, s03q17, s04q28, s04q35d</w:t>
+            </w:r>
+          </w:p>
+        </w:tc>
+        <w:tc>
+          <w:tcPr>
+            <w:tcW w:type="dxa" w:w="1191"/>
+          </w:tcPr>
+          <w:p>
+            <w:r>
+              <w:rPr>
+                <w:b w:val="0"/>
+                <w:i w:val="0"/>
+                <w:color w:val="64748B"/>
+                <w:sz w:val="16"/>
+              </w:rPr>
+              <w:t>GT-CQ</w:t>
+            </w:r>
+          </w:p>
+        </w:tc>
+        <w:tc>
+          <w:tcPr>
+            <w:tcW w:type="dxa" w:w="4706"/>
+          </w:tcPr>
+          <w:p>
+            <w:r>
+              <w:rPr>
+                <w:b w:val="0"/>
+                <w:i w:val="0"/>
+                <w:sz w:val="17"/>
+              </w:rPr>
+              <w:t>Incoherence! Le nombre de cultures dans la parcelle parcelle arachide 1 est de .a cultures qui semble trop élévé ou non renseigné, prière de corriger.</w:t>
+            </w:r>
+          </w:p>
+        </w:tc>
+      </w:tr>
+      <w:tr>
+        <w:tc>
+          <w:tcPr>
+            <w:tcW w:type="dxa" w:w="964"/>
+          </w:tcPr>
+          <w:p>
+            <w:r>
+              <w:rPr>
+                <w:b/>
+                <w:i w:val="0"/>
+                <w:color w:val="DC2626"/>
+                <w:sz w:val="16"/>
+              </w:rPr>
+              <w:t>Haute</w:t>
+            </w:r>
+          </w:p>
+        </w:tc>
+        <w:tc>
+          <w:tcPr>
+            <w:tcW w:type="dxa" w:w="1247"/>
+          </w:tcPr>
+          <w:p>
+            <w:r>
+              <w:rPr>
+                <w:b/>
+                <w:i w:val="0"/>
+                <w:sz w:val="16"/>
+              </w:rPr>
+              <w:t>S16</w:t>
+              <w:br/>
+            </w:r>
+            <w:r>
+              <w:rPr>
+                <w:b w:val="0"/>
+                <w:i w:val="0"/>
+                <w:color w:val="64748B"/>
+                <w:sz w:val="14"/>
+              </w:rPr>
+              <w:t>Agriculture</w:t>
+            </w:r>
+          </w:p>
+        </w:tc>
+        <w:tc>
+          <w:tcPr>
+            <w:tcW w:type="dxa" w:w="1531"/>
+          </w:tcPr>
+          <w:p>
+            <w:r>
+              <w:rPr>
+                <w:b/>
+                <w:i w:val="0"/>
+                <w:color w:val="16A34A"/>
+                <w:sz w:val="16"/>
+              </w:rPr>
+              <w:t>s00q28, s01q28, s01q29, s01q30, s02q01__1, s02q02__1, s03q19, s04q32</w:t>
+            </w:r>
+          </w:p>
+        </w:tc>
+        <w:tc>
+          <w:tcPr>
+            <w:tcW w:type="dxa" w:w="1191"/>
+          </w:tcPr>
+          <w:p>
+            <w:r>
+              <w:rPr>
+                <w:b w:val="0"/>
+                <w:i w:val="0"/>
+                <w:color w:val="64748B"/>
+                <w:sz w:val="16"/>
+              </w:rPr>
+              <w:t>GT-CQ</w:t>
+            </w:r>
+          </w:p>
+        </w:tc>
+        <w:tc>
+          <w:tcPr>
+            <w:tcW w:type="dxa" w:w="4706"/>
+          </w:tcPr>
+          <w:p>
+            <w:r>
+              <w:rPr>
+                <w:b w:val="0"/>
+                <w:i w:val="0"/>
+                <w:sz w:val="17"/>
+              </w:rPr>
+              <w:t>Incoherence! Le nombre de minutes (.a minutes) pour se rendre dans la parcelle parcelle arachide 1 est trop élevé, prière de corriger.</w:t>
+            </w:r>
+          </w:p>
+        </w:tc>
+      </w:tr>
+      <w:tr>
+        <w:tc>
+          <w:tcPr>
+            <w:tcW w:type="dxa" w:w="964"/>
+          </w:tcPr>
+          <w:p>
+            <w:r>
+              <w:rPr>
+                <w:b/>
+                <w:i w:val="0"/>
+                <w:color w:val="DC2626"/>
+                <w:sz w:val="16"/>
+              </w:rPr>
+              <w:t>Haute</w:t>
+            </w:r>
+          </w:p>
+        </w:tc>
+        <w:tc>
+          <w:tcPr>
+            <w:tcW w:type="dxa" w:w="1247"/>
+          </w:tcPr>
+          <w:p>
+            <w:r>
+              <w:rPr>
+                <w:b/>
+                <w:i w:val="0"/>
+                <w:sz w:val="16"/>
+              </w:rPr>
+              <w:t>S20</w:t>
+              <w:br/>
+            </w:r>
+            <w:r>
+              <w:rPr>
+                <w:b w:val="0"/>
+                <w:i w:val="0"/>
+                <w:color w:val="64748B"/>
+                <w:sz w:val="14"/>
+              </w:rPr>
+              <w:t>Gouvernance / autres</w:t>
+            </w:r>
+          </w:p>
+        </w:tc>
+        <w:tc>
+          <w:tcPr>
+            <w:tcW w:type="dxa" w:w="1531"/>
+          </w:tcPr>
+          <w:p>
+            <w:r>
+              <w:rPr>
+                <w:b/>
+                <w:i w:val="0"/>
+                <w:color w:val="16A34A"/>
+                <w:sz w:val="16"/>
+              </w:rPr>
+              <w:t>—</w:t>
+            </w:r>
+          </w:p>
+        </w:tc>
+        <w:tc>
+          <w:tcPr>
+            <w:tcW w:type="dxa" w:w="1191"/>
+          </w:tcPr>
+          <w:p>
+            <w:r>
+              <w:rPr>
+                <w:b w:val="0"/>
+                <w:i w:val="0"/>
+                <w:color w:val="64748B"/>
+                <w:sz w:val="16"/>
+              </w:rPr>
+              <w:t>GT-CQ</w:t>
+            </w:r>
+          </w:p>
+        </w:tc>
+        <w:tc>
+          <w:tcPr>
+            <w:tcW w:type="dxa" w:w="4706"/>
+          </w:tcPr>
+          <w:p>
+            <w:r>
+              <w:rPr>
+                <w:b w:val="0"/>
+                <w:i w:val="0"/>
+                <w:sz w:val="17"/>
+              </w:rPr>
+              <w:t>Incohérence détectée ! Le ménage a précédemment déclaré vivre « Bien » ou « Assez bien » selon son revenu en 20A.02.</w:t>
+            </w:r>
+          </w:p>
+        </w:tc>
+      </w:tr>
+      <w:tr>
+        <w:tc>
+          <w:tcPr>
+            <w:tcW w:type="dxa" w:w="964"/>
+          </w:tcPr>
+          <w:p>
+            <w:r>
+              <w:rPr>
+                <w:b/>
+                <w:i w:val="0"/>
+                <w:color w:val="EA580C"/>
+                <w:sz w:val="16"/>
+              </w:rPr>
+              <w:t>Moyenne</w:t>
+            </w:r>
+          </w:p>
+        </w:tc>
+        <w:tc>
+          <w:tcPr>
+            <w:tcW w:type="dxa" w:w="1247"/>
+          </w:tcPr>
+          <w:p>
+            <w:r>
+              <w:rPr>
+                <w:b/>
+                <w:i w:val="0"/>
+                <w:sz w:val="16"/>
+              </w:rPr>
+              <w:t>S00</w:t>
+              <w:br/>
+            </w:r>
+            <w:r>
+              <w:rPr>
+                <w:b w:val="0"/>
+                <w:i w:val="0"/>
+                <w:color w:val="64748B"/>
+                <w:sz w:val="14"/>
+              </w:rPr>
+              <w:t>Identification</w:t>
+            </w:r>
+          </w:p>
+        </w:tc>
+        <w:tc>
+          <w:tcPr>
+            <w:tcW w:type="dxa" w:w="1531"/>
+          </w:tcPr>
+          <w:p>
+            <w:r>
+              <w:rPr>
+                <w:b/>
+                <w:i w:val="0"/>
+                <w:color w:val="16A34A"/>
+                <w:sz w:val="16"/>
+              </w:rPr>
+              <w:t>s00q27</w:t>
+            </w:r>
+          </w:p>
+        </w:tc>
+        <w:tc>
+          <w:tcPr>
+            <w:tcW w:type="dxa" w:w="1191"/>
+          </w:tcPr>
+          <w:p>
+            <w:r>
+              <w:rPr>
+                <w:b w:val="0"/>
+                <w:i w:val="0"/>
+                <w:color w:val="64748B"/>
+                <w:sz w:val="16"/>
+              </w:rPr>
+              <w:t>GT-CQ</w:t>
+            </w:r>
+          </w:p>
+        </w:tc>
+        <w:tc>
+          <w:tcPr>
+            <w:tcW w:type="dxa" w:w="4706"/>
+          </w:tcPr>
+          <w:p>
+            <w:r>
+              <w:rPr>
+                <w:b w:val="0"/>
+                <w:i w:val="0"/>
+                <w:sz w:val="17"/>
+              </w:rPr>
+              <w:t>Le questionnaire semble ne pas être complètement fini mais le questionnaire est en statut complet, prière de compléter le questionnaire.</w:t>
+            </w:r>
+          </w:p>
+        </w:tc>
+      </w:tr>
+      <w:tr>
+        <w:tc>
+          <w:tcPr>
+            <w:tcW w:type="dxa" w:w="964"/>
+          </w:tcPr>
+          <w:p>
+            <w:r>
+              <w:rPr>
+                <w:b/>
+                <w:i w:val="0"/>
+                <w:color w:val="EA580C"/>
+                <w:sz w:val="16"/>
+              </w:rPr>
+              <w:t>Moyenne</w:t>
+            </w:r>
+          </w:p>
+        </w:tc>
+        <w:tc>
+          <w:tcPr>
+            <w:tcW w:type="dxa" w:w="1247"/>
+          </w:tcPr>
+          <w:p>
+            <w:r>
+              <w:rPr>
+                <w:b/>
+                <w:i w:val="0"/>
+                <w:sz w:val="16"/>
+              </w:rPr>
+              <w:t>S00</w:t>
+              <w:br/>
+            </w:r>
+            <w:r>
+              <w:rPr>
+                <w:b w:val="0"/>
+                <w:i w:val="0"/>
+                <w:color w:val="64748B"/>
+                <w:sz w:val="14"/>
+              </w:rPr>
+              <w:t>Identification</w:t>
+            </w:r>
+          </w:p>
+        </w:tc>
+        <w:tc>
+          <w:tcPr>
+            <w:tcW w:type="dxa" w:w="1531"/>
+          </w:tcPr>
+          <w:p>
+            <w:r>
+              <w:rPr>
+                <w:b/>
+                <w:i w:val="0"/>
+                <w:color w:val="16A34A"/>
+                <w:sz w:val="16"/>
+              </w:rPr>
+              <w:t>—</w:t>
+            </w:r>
+          </w:p>
+        </w:tc>
+        <w:tc>
+          <w:tcPr>
+            <w:tcW w:type="dxa" w:w="1191"/>
+          </w:tcPr>
+          <w:p>
+            <w:r>
+              <w:rPr>
+                <w:b w:val="0"/>
+                <w:i w:val="0"/>
+                <w:color w:val="64748B"/>
+                <w:sz w:val="16"/>
+              </w:rPr>
+              <w:t>GT-CQ</w:t>
+            </w:r>
+          </w:p>
+        </w:tc>
+        <w:tc>
+          <w:tcPr>
+            <w:tcW w:type="dxa" w:w="4706"/>
+          </w:tcPr>
+          <w:p>
+            <w:r>
+              <w:rPr>
+                <w:b w:val="0"/>
+                <w:i w:val="0"/>
+                <w:sz w:val="17"/>
+              </w:rPr>
+              <w:t>L'adresse ou la localisation du ménage doit être bien renseignée, ne doit pas contenir des numéros de téléphone et elle semble courte pour être une adresse.</w:t>
+            </w:r>
+          </w:p>
+        </w:tc>
+      </w:tr>
+      <w:tr>
+        <w:tc>
+          <w:tcPr>
+            <w:tcW w:type="dxa" w:w="964"/>
+          </w:tcPr>
+          <w:p>
+            <w:r>
+              <w:rPr>
+                <w:b/>
+                <w:i w:val="0"/>
+                <w:color w:val="EA580C"/>
+                <w:sz w:val="16"/>
+              </w:rPr>
+              <w:t>Moyenne</w:t>
+            </w:r>
+          </w:p>
+        </w:tc>
+        <w:tc>
+          <w:tcPr>
+            <w:tcW w:type="dxa" w:w="1247"/>
+          </w:tcPr>
+          <w:p>
+            <w:r>
+              <w:rPr>
+                <w:b/>
+                <w:i w:val="0"/>
+                <w:sz w:val="16"/>
+              </w:rPr>
+              <w:t>S00</w:t>
+              <w:br/>
+            </w:r>
+            <w:r>
+              <w:rPr>
+                <w:b w:val="0"/>
+                <w:i w:val="0"/>
+                <w:color w:val="64748B"/>
+                <w:sz w:val="14"/>
+              </w:rPr>
+              <w:t>Identification</w:t>
+            </w:r>
+          </w:p>
+        </w:tc>
+        <w:tc>
+          <w:tcPr>
+            <w:tcW w:type="dxa" w:w="1531"/>
+          </w:tcPr>
+          <w:p>
+            <w:r>
+              <w:rPr>
+                <w:b/>
+                <w:i w:val="0"/>
+                <w:color w:val="16A34A"/>
+                <w:sz w:val="16"/>
+              </w:rPr>
+              <w:t>s00q14, s00q16, s00q18</w:t>
+            </w:r>
+          </w:p>
+        </w:tc>
+        <w:tc>
+          <w:tcPr>
+            <w:tcW w:type="dxa" w:w="1191"/>
+          </w:tcPr>
+          <w:p>
+            <w:r>
+              <w:rPr>
+                <w:b w:val="0"/>
+                <w:i w:val="0"/>
+                <w:color w:val="64748B"/>
+                <w:sz w:val="16"/>
+              </w:rPr>
+              <w:t>GT-CQ</w:t>
+            </w:r>
+          </w:p>
+        </w:tc>
+        <w:tc>
+          <w:tcPr>
+            <w:tcW w:type="dxa" w:w="4706"/>
+          </w:tcPr>
+          <w:p>
+            <w:r>
+              <w:rPr>
+                <w:b w:val="0"/>
+                <w:i w:val="0"/>
+                <w:sz w:val="17"/>
+              </w:rPr>
+              <w:t>Prière de renseigner la bonne adresse.Attention! Veillez bien renseigner les contacts dans les questions de 0.14 ou 0.16 ou 0.18.</w:t>
+            </w:r>
+          </w:p>
+        </w:tc>
+      </w:tr>
+      <w:tr>
+        <w:tc>
+          <w:tcPr>
+            <w:tcW w:type="dxa" w:w="964"/>
+          </w:tcPr>
+          <w:p>
+            <w:r>
+              <w:rPr>
+                <w:b/>
+                <w:i w:val="0"/>
+                <w:color w:val="EA580C"/>
+                <w:sz w:val="16"/>
+              </w:rPr>
+              <w:t>Moyenne</w:t>
+            </w:r>
+          </w:p>
+        </w:tc>
+        <w:tc>
+          <w:tcPr>
+            <w:tcW w:type="dxa" w:w="1247"/>
+          </w:tcPr>
+          <w:p>
+            <w:r>
+              <w:rPr>
+                <w:b/>
+                <w:i w:val="0"/>
+                <w:sz w:val="16"/>
+              </w:rPr>
+              <w:t>S00</w:t>
+              <w:br/>
+            </w:r>
+            <w:r>
+              <w:rPr>
+                <w:b w:val="0"/>
+                <w:i w:val="0"/>
+                <w:color w:val="64748B"/>
+                <w:sz w:val="14"/>
+              </w:rPr>
+              <w:t>Identification</w:t>
+            </w:r>
+          </w:p>
+        </w:tc>
+        <w:tc>
+          <w:tcPr>
+            <w:tcW w:type="dxa" w:w="1531"/>
+          </w:tcPr>
+          <w:p>
+            <w:r>
+              <w:rPr>
+                <w:b/>
+                <w:i w:val="0"/>
+                <w:color w:val="16A34A"/>
+                <w:sz w:val="16"/>
+              </w:rPr>
+              <w:t>s00q00</w:t>
+            </w:r>
+          </w:p>
+        </w:tc>
+        <w:tc>
+          <w:tcPr>
+            <w:tcW w:type="dxa" w:w="1191"/>
+          </w:tcPr>
+          <w:p>
+            <w:r>
+              <w:rPr>
+                <w:b w:val="0"/>
+                <w:i w:val="0"/>
+                <w:color w:val="64748B"/>
+                <w:sz w:val="16"/>
+              </w:rPr>
+              <w:t>Natif SuSo</w:t>
+            </w:r>
+          </w:p>
+        </w:tc>
+        <w:tc>
+          <w:tcPr>
+            <w:tcW w:type="dxa" w:w="4706"/>
+          </w:tcPr>
+          <w:p>
+            <w:r>
+              <w:rPr>
+                <w:b w:val="0"/>
+                <w:i w:val="0"/>
+                <w:sz w:val="17"/>
+              </w:rPr>
+            </w:r>
+          </w:p>
+        </w:tc>
+      </w:tr>
+      <w:tr>
+        <w:tc>
+          <w:tcPr>
+            <w:tcW w:type="dxa" w:w="964"/>
+          </w:tcPr>
+          <w:p>
+            <w:r>
+              <w:rPr>
+                <w:b/>
+                <w:i w:val="0"/>
+                <w:color w:val="EA580C"/>
+                <w:sz w:val="16"/>
+              </w:rPr>
+              <w:t>Moyenne</w:t>
+            </w:r>
+          </w:p>
+        </w:tc>
+        <w:tc>
+          <w:tcPr>
+            <w:tcW w:type="dxa" w:w="1247"/>
+          </w:tcPr>
+          <w:p>
+            <w:r>
+              <w:rPr>
+                <w:b/>
+                <w:i w:val="0"/>
+                <w:sz w:val="16"/>
+              </w:rPr>
+              <w:t>S01</w:t>
+              <w:br/>
+            </w:r>
+            <w:r>
+              <w:rPr>
+                <w:b w:val="0"/>
+                <w:i w:val="0"/>
+                <w:color w:val="64748B"/>
+                <w:sz w:val="14"/>
+              </w:rPr>
+              <w:t>Démographie</w:t>
+            </w:r>
+          </w:p>
+        </w:tc>
+        <w:tc>
+          <w:tcPr>
+            <w:tcW w:type="dxa" w:w="1531"/>
+          </w:tcPr>
+          <w:p>
+            <w:r>
+              <w:rPr>
+                <w:b/>
+                <w:i w:val="0"/>
+                <w:color w:val="16A34A"/>
+                <w:sz w:val="16"/>
+              </w:rPr>
+              <w:t>—</w:t>
+            </w:r>
+          </w:p>
+        </w:tc>
+        <w:tc>
+          <w:tcPr>
+            <w:tcW w:type="dxa" w:w="1191"/>
+          </w:tcPr>
+          <w:p>
+            <w:r>
+              <w:rPr>
+                <w:b w:val="0"/>
+                <w:i w:val="0"/>
+                <w:color w:val="64748B"/>
+                <w:sz w:val="16"/>
+              </w:rPr>
+              <w:t>GT-CQ</w:t>
+            </w:r>
+          </w:p>
+        </w:tc>
+        <w:tc>
+          <w:tcPr>
+            <w:tcW w:type="dxa" w:w="4706"/>
+          </w:tcPr>
+          <w:p>
+            <w:r>
+              <w:rPr>
+                <w:b w:val="0"/>
+                <w:i w:val="0"/>
+                <w:sz w:val="17"/>
+              </w:rPr>
+              <w:t>Prière de verifier l'information donnée par sira tening Diallo ou corriger au niveau de la section 1.</w:t>
+            </w:r>
+          </w:p>
+        </w:tc>
+      </w:tr>
+      <w:tr>
+        <w:tc>
+          <w:tcPr>
+            <w:tcW w:type="dxa" w:w="964"/>
+          </w:tcPr>
+          <w:p>
+            <w:r>
+              <w:rPr>
+                <w:b/>
+                <w:i w:val="0"/>
+                <w:color w:val="EA580C"/>
+                <w:sz w:val="16"/>
+              </w:rPr>
+              <w:t>Moyenne</w:t>
+            </w:r>
+          </w:p>
+        </w:tc>
+        <w:tc>
+          <w:tcPr>
+            <w:tcW w:type="dxa" w:w="1247"/>
+          </w:tcPr>
+          <w:p>
+            <w:r>
+              <w:rPr>
+                <w:b/>
+                <w:i w:val="0"/>
+                <w:sz w:val="16"/>
+              </w:rPr>
+              <w:t>S01</w:t>
+              <w:br/>
+            </w:r>
+            <w:r>
+              <w:rPr>
+                <w:b w:val="0"/>
+                <w:i w:val="0"/>
+                <w:color w:val="64748B"/>
+                <w:sz w:val="14"/>
+              </w:rPr>
+              <w:t>Démographie</w:t>
+            </w:r>
+          </w:p>
+        </w:tc>
+        <w:tc>
+          <w:tcPr>
+            <w:tcW w:type="dxa" w:w="1531"/>
+          </w:tcPr>
+          <w:p>
+            <w:r>
+              <w:rPr>
+                <w:b/>
+                <w:i w:val="0"/>
+                <w:color w:val="16A34A"/>
+                <w:sz w:val="16"/>
+              </w:rPr>
+              <w:t>—</w:t>
+            </w:r>
+          </w:p>
+        </w:tc>
+        <w:tc>
+          <w:tcPr>
+            <w:tcW w:type="dxa" w:w="1191"/>
+          </w:tcPr>
+          <w:p>
+            <w:r>
+              <w:rPr>
+                <w:b w:val="0"/>
+                <w:i w:val="0"/>
+                <w:color w:val="64748B"/>
+                <w:sz w:val="16"/>
+              </w:rPr>
+              <w:t>GT-CQ</w:t>
+            </w:r>
+          </w:p>
+        </w:tc>
+        <w:tc>
+          <w:tcPr>
+            <w:tcW w:type="dxa" w:w="4706"/>
+          </w:tcPr>
+          <w:p>
+            <w:r>
+              <w:rPr>
+                <w:b w:val="0"/>
+                <w:i w:val="0"/>
+                <w:sz w:val="17"/>
+              </w:rPr>
+              <w:t>Prière de verifier l'information donnée par Aicha Diallo ou corriger au niveau de la section 1.</w:t>
+            </w:r>
+          </w:p>
+        </w:tc>
+      </w:tr>
+      <w:tr>
+        <w:tc>
+          <w:tcPr>
+            <w:tcW w:type="dxa" w:w="964"/>
+          </w:tcPr>
+          <w:p>
+            <w:r>
+              <w:rPr>
+                <w:b/>
+                <w:i w:val="0"/>
+                <w:color w:val="EA580C"/>
+                <w:sz w:val="16"/>
+              </w:rPr>
+              <w:t>Moyenne</w:t>
+            </w:r>
+          </w:p>
+        </w:tc>
+        <w:tc>
+          <w:tcPr>
+            <w:tcW w:type="dxa" w:w="1247"/>
+          </w:tcPr>
+          <w:p>
+            <w:r>
+              <w:rPr>
+                <w:b/>
+                <w:i w:val="0"/>
+                <w:sz w:val="16"/>
+              </w:rPr>
+              <w:t>S01</w:t>
+              <w:br/>
+            </w:r>
+            <w:r>
+              <w:rPr>
+                <w:b w:val="0"/>
+                <w:i w:val="0"/>
+                <w:color w:val="64748B"/>
+                <w:sz w:val="14"/>
+              </w:rPr>
+              <w:t>Démographie</w:t>
+            </w:r>
+          </w:p>
+        </w:tc>
+        <w:tc>
+          <w:tcPr>
+            <w:tcW w:type="dxa" w:w="1531"/>
+          </w:tcPr>
+          <w:p>
+            <w:r>
+              <w:rPr>
+                <w:b/>
+                <w:i w:val="0"/>
+                <w:color w:val="16A34A"/>
+                <w:sz w:val="16"/>
+              </w:rPr>
+              <w:t>—</w:t>
+            </w:r>
+          </w:p>
+        </w:tc>
+        <w:tc>
+          <w:tcPr>
+            <w:tcW w:type="dxa" w:w="1191"/>
+          </w:tcPr>
+          <w:p>
+            <w:r>
+              <w:rPr>
+                <w:b w:val="0"/>
+                <w:i w:val="0"/>
+                <w:color w:val="64748B"/>
+                <w:sz w:val="16"/>
+              </w:rPr>
+              <w:t>GT-CQ</w:t>
+            </w:r>
+          </w:p>
+        </w:tc>
+        <w:tc>
+          <w:tcPr>
+            <w:tcW w:type="dxa" w:w="4706"/>
+          </w:tcPr>
+          <w:p>
+            <w:r>
+              <w:rPr>
+                <w:b w:val="0"/>
+                <w:i w:val="0"/>
+                <w:sz w:val="17"/>
+              </w:rPr>
+              <w:t>Prière de verifier l'information donnée par Illias Diallo ou corriger au niveau de la section 1.</w:t>
+            </w:r>
+          </w:p>
+        </w:tc>
+      </w:tr>
+      <w:tr>
+        <w:tc>
+          <w:tcPr>
+            <w:tcW w:type="dxa" w:w="964"/>
+          </w:tcPr>
+          <w:p>
+            <w:r>
+              <w:rPr>
+                <w:b/>
+                <w:i w:val="0"/>
+                <w:color w:val="EA580C"/>
+                <w:sz w:val="16"/>
+              </w:rPr>
+              <w:t>Moyenne</w:t>
+            </w:r>
+          </w:p>
+        </w:tc>
+        <w:tc>
+          <w:tcPr>
+            <w:tcW w:type="dxa" w:w="1247"/>
+          </w:tcPr>
+          <w:p>
+            <w:r>
+              <w:rPr>
+                <w:b/>
+                <w:i w:val="0"/>
+                <w:sz w:val="16"/>
+              </w:rPr>
+              <w:t>S01</w:t>
+              <w:br/>
+            </w:r>
+            <w:r>
+              <w:rPr>
+                <w:b w:val="0"/>
+                <w:i w:val="0"/>
+                <w:color w:val="64748B"/>
+                <w:sz w:val="14"/>
+              </w:rPr>
+              <w:t>Démographie</w:t>
+            </w:r>
+          </w:p>
+        </w:tc>
+        <w:tc>
+          <w:tcPr>
+            <w:tcW w:type="dxa" w:w="1531"/>
+          </w:tcPr>
+          <w:p>
+            <w:r>
+              <w:rPr>
+                <w:b/>
+                <w:i w:val="0"/>
+                <w:color w:val="16A34A"/>
+                <w:sz w:val="16"/>
+              </w:rPr>
+              <w:t>—</w:t>
+            </w:r>
+          </w:p>
+        </w:tc>
+        <w:tc>
+          <w:tcPr>
+            <w:tcW w:type="dxa" w:w="1191"/>
+          </w:tcPr>
+          <w:p>
+            <w:r>
+              <w:rPr>
+                <w:b w:val="0"/>
+                <w:i w:val="0"/>
+                <w:color w:val="64748B"/>
+                <w:sz w:val="16"/>
+              </w:rPr>
+              <w:t>GT-CQ</w:t>
+            </w:r>
+          </w:p>
+        </w:tc>
+        <w:tc>
+          <w:tcPr>
+            <w:tcW w:type="dxa" w:w="4706"/>
+          </w:tcPr>
+          <w:p>
+            <w:r>
+              <w:rPr>
+                <w:b w:val="0"/>
+                <w:i w:val="0"/>
+                <w:sz w:val="17"/>
+              </w:rPr>
+              <w:t>Prière de verifier l'information donnée par Mariama Diallo ou corriger au niveau de la section 1.</w:t>
+            </w:r>
+          </w:p>
+        </w:tc>
+      </w:tr>
+      <w:tr>
+        <w:tc>
+          <w:tcPr>
+            <w:tcW w:type="dxa" w:w="964"/>
+          </w:tcPr>
+          <w:p>
+            <w:r>
+              <w:rPr>
+                <w:b/>
+                <w:i w:val="0"/>
+                <w:color w:val="EA580C"/>
+                <w:sz w:val="16"/>
+              </w:rPr>
+              <w:t>Moyenne</w:t>
+            </w:r>
+          </w:p>
+        </w:tc>
+        <w:tc>
+          <w:tcPr>
+            <w:tcW w:type="dxa" w:w="1247"/>
+          </w:tcPr>
+          <w:p>
+            <w:r>
+              <w:rPr>
+                <w:b/>
+                <w:i w:val="0"/>
+                <w:sz w:val="16"/>
+              </w:rPr>
+              <w:t>S01</w:t>
+              <w:br/>
+            </w:r>
+            <w:r>
+              <w:rPr>
+                <w:b w:val="0"/>
+                <w:i w:val="0"/>
+                <w:color w:val="64748B"/>
+                <w:sz w:val="14"/>
+              </w:rPr>
+              <w:t>Démographie</w:t>
+            </w:r>
+          </w:p>
+        </w:tc>
+        <w:tc>
+          <w:tcPr>
+            <w:tcW w:type="dxa" w:w="1531"/>
+          </w:tcPr>
+          <w:p>
+            <w:r>
+              <w:rPr>
+                <w:b/>
+                <w:i w:val="0"/>
+                <w:color w:val="16A34A"/>
+                <w:sz w:val="16"/>
+              </w:rPr>
+              <w:t>—</w:t>
+            </w:r>
+          </w:p>
+        </w:tc>
+        <w:tc>
+          <w:tcPr>
+            <w:tcW w:type="dxa" w:w="1191"/>
+          </w:tcPr>
+          <w:p>
+            <w:r>
+              <w:rPr>
+                <w:b w:val="0"/>
+                <w:i w:val="0"/>
+                <w:color w:val="64748B"/>
+                <w:sz w:val="16"/>
+              </w:rPr>
+              <w:t>GT-CQ</w:t>
+            </w:r>
+          </w:p>
+        </w:tc>
+        <w:tc>
+          <w:tcPr>
+            <w:tcW w:type="dxa" w:w="4706"/>
+          </w:tcPr>
+          <w:p>
+            <w:r>
+              <w:rPr>
+                <w:b w:val="0"/>
+                <w:i w:val="0"/>
+                <w:sz w:val="17"/>
+              </w:rPr>
+              <w:t>Prière de verifier l'information donnée par Mouhamed Sara Diallo ou corriger au niveau de la section 1.</w:t>
+            </w:r>
+          </w:p>
+        </w:tc>
+      </w:tr>
+      <w:tr>
+        <w:tc>
+          <w:tcPr>
+            <w:tcW w:type="dxa" w:w="964"/>
+          </w:tcPr>
+          <w:p>
+            <w:r>
+              <w:rPr>
+                <w:b/>
+                <w:i w:val="0"/>
+                <w:color w:val="EA580C"/>
+                <w:sz w:val="16"/>
+              </w:rPr>
+              <w:t>Moyenne</w:t>
+            </w:r>
+          </w:p>
+        </w:tc>
+        <w:tc>
+          <w:tcPr>
+            <w:tcW w:type="dxa" w:w="1247"/>
+          </w:tcPr>
+          <w:p>
+            <w:r>
+              <w:rPr>
+                <w:b/>
+                <w:i w:val="0"/>
+                <w:sz w:val="16"/>
+              </w:rPr>
+              <w:t>S01</w:t>
+              <w:br/>
+            </w:r>
+            <w:r>
+              <w:rPr>
+                <w:b w:val="0"/>
+                <w:i w:val="0"/>
+                <w:color w:val="64748B"/>
+                <w:sz w:val="14"/>
+              </w:rPr>
+              <w:t>Démographie</w:t>
+            </w:r>
+          </w:p>
+        </w:tc>
+        <w:tc>
+          <w:tcPr>
+            <w:tcW w:type="dxa" w:w="1531"/>
+          </w:tcPr>
+          <w:p>
+            <w:r>
+              <w:rPr>
+                <w:b/>
+                <w:i w:val="0"/>
+                <w:color w:val="16A34A"/>
+                <w:sz w:val="16"/>
+              </w:rPr>
+              <w:t>—</w:t>
+            </w:r>
+          </w:p>
+        </w:tc>
+        <w:tc>
+          <w:tcPr>
+            <w:tcW w:type="dxa" w:w="1191"/>
+          </w:tcPr>
+          <w:p>
+            <w:r>
+              <w:rPr>
+                <w:b w:val="0"/>
+                <w:i w:val="0"/>
+                <w:color w:val="64748B"/>
+                <w:sz w:val="16"/>
+              </w:rPr>
+              <w:t>GT-CQ</w:t>
+            </w:r>
+          </w:p>
+        </w:tc>
+        <w:tc>
+          <w:tcPr>
+            <w:tcW w:type="dxa" w:w="4706"/>
+          </w:tcPr>
+          <w:p>
+            <w:r>
+              <w:rPr>
+                <w:b w:val="0"/>
+                <w:i w:val="0"/>
+                <w:sz w:val="17"/>
+              </w:rPr>
+              <w:t>Prière de verifier l'information donnée par Moussa Diallo ou corriger au niveau de la section 1.</w:t>
+            </w:r>
+          </w:p>
+        </w:tc>
+      </w:tr>
+      <w:tr>
+        <w:tc>
+          <w:tcPr>
+            <w:tcW w:type="dxa" w:w="964"/>
+          </w:tcPr>
+          <w:p>
+            <w:r>
+              <w:rPr>
+                <w:b/>
+                <w:i w:val="0"/>
+                <w:color w:val="EA580C"/>
+                <w:sz w:val="16"/>
+              </w:rPr>
+              <w:t>Moyenne</w:t>
+            </w:r>
+          </w:p>
+        </w:tc>
+        <w:tc>
+          <w:tcPr>
+            <w:tcW w:type="dxa" w:w="1247"/>
+          </w:tcPr>
+          <w:p>
+            <w:r>
+              <w:rPr>
+                <w:b/>
+                <w:i w:val="0"/>
+                <w:sz w:val="16"/>
+              </w:rPr>
+              <w:t>S01</w:t>
+              <w:br/>
+            </w:r>
+            <w:r>
+              <w:rPr>
+                <w:b w:val="0"/>
+                <w:i w:val="0"/>
+                <w:color w:val="64748B"/>
+                <w:sz w:val="14"/>
+              </w:rPr>
+              <w:t>Démographie</w:t>
+            </w:r>
+          </w:p>
+        </w:tc>
+        <w:tc>
+          <w:tcPr>
+            <w:tcW w:type="dxa" w:w="1531"/>
+          </w:tcPr>
+          <w:p>
+            <w:r>
+              <w:rPr>
+                <w:b/>
+                <w:i w:val="0"/>
+                <w:color w:val="16A34A"/>
+                <w:sz w:val="16"/>
+              </w:rPr>
+              <w:t>—</w:t>
+            </w:r>
+          </w:p>
+        </w:tc>
+        <w:tc>
+          <w:tcPr>
+            <w:tcW w:type="dxa" w:w="1191"/>
+          </w:tcPr>
+          <w:p>
+            <w:r>
+              <w:rPr>
+                <w:b w:val="0"/>
+                <w:i w:val="0"/>
+                <w:color w:val="64748B"/>
+                <w:sz w:val="16"/>
+              </w:rPr>
+              <w:t>GT-CQ</w:t>
+            </w:r>
+          </w:p>
+        </w:tc>
+        <w:tc>
+          <w:tcPr>
+            <w:tcW w:type="dxa" w:w="4706"/>
+          </w:tcPr>
+          <w:p>
+            <w:r>
+              <w:rPr>
+                <w:b w:val="0"/>
+                <w:i w:val="0"/>
+                <w:sz w:val="17"/>
+              </w:rPr>
+              <w:t>Prière de verifier l'information donnée par Ramatoulaye Diallo ou corriger au niveau de la section 1.</w:t>
+            </w:r>
+          </w:p>
+        </w:tc>
+      </w:tr>
+      <w:tr>
+        <w:tc>
+          <w:tcPr>
+            <w:tcW w:type="dxa" w:w="964"/>
+          </w:tcPr>
+          <w:p>
+            <w:r>
+              <w:rPr>
+                <w:b/>
+                <w:i w:val="0"/>
+                <w:color w:val="EA580C"/>
+                <w:sz w:val="16"/>
+              </w:rPr>
+              <w:t>Moyenne</w:t>
+            </w:r>
+          </w:p>
+        </w:tc>
+        <w:tc>
+          <w:tcPr>
+            <w:tcW w:type="dxa" w:w="1247"/>
+          </w:tcPr>
+          <w:p>
+            <w:r>
+              <w:rPr>
+                <w:b/>
+                <w:i w:val="0"/>
+                <w:sz w:val="16"/>
+              </w:rPr>
+              <w:t>S01</w:t>
+              <w:br/>
+            </w:r>
+            <w:r>
+              <w:rPr>
+                <w:b w:val="0"/>
+                <w:i w:val="0"/>
+                <w:color w:val="64748B"/>
+                <w:sz w:val="14"/>
+              </w:rPr>
+              <w:t>Démographie</w:t>
+            </w:r>
+          </w:p>
+        </w:tc>
+        <w:tc>
+          <w:tcPr>
+            <w:tcW w:type="dxa" w:w="1531"/>
+          </w:tcPr>
+          <w:p>
+            <w:r>
+              <w:rPr>
+                <w:b/>
+                <w:i w:val="0"/>
+                <w:color w:val="16A34A"/>
+                <w:sz w:val="16"/>
+              </w:rPr>
+              <w:t>—</w:t>
+            </w:r>
+          </w:p>
+        </w:tc>
+        <w:tc>
+          <w:tcPr>
+            <w:tcW w:type="dxa" w:w="1191"/>
+          </w:tcPr>
+          <w:p>
+            <w:r>
+              <w:rPr>
+                <w:b w:val="0"/>
+                <w:i w:val="0"/>
+                <w:color w:val="64748B"/>
+                <w:sz w:val="16"/>
+              </w:rPr>
+              <w:t>GT-CQ</w:t>
+            </w:r>
+          </w:p>
+        </w:tc>
+        <w:tc>
+          <w:tcPr>
+            <w:tcW w:type="dxa" w:w="4706"/>
+          </w:tcPr>
+          <w:p>
+            <w:r>
+              <w:rPr>
+                <w:b w:val="0"/>
+                <w:i w:val="0"/>
+                <w:sz w:val="17"/>
+              </w:rPr>
+              <w:t>Prière de verifier l'information donnée par Souleymane Diallo ou corriger au niveau de la section 1.</w:t>
+            </w:r>
+          </w:p>
+        </w:tc>
+      </w:tr>
+      <w:tr>
+        <w:tc>
+          <w:tcPr>
+            <w:tcW w:type="dxa" w:w="964"/>
+          </w:tcPr>
+          <w:p>
+            <w:r>
+              <w:rPr>
+                <w:b/>
+                <w:i w:val="0"/>
+                <w:color w:val="EA580C"/>
+                <w:sz w:val="16"/>
+              </w:rPr>
+              <w:t>Moyenne</w:t>
+            </w:r>
+          </w:p>
+        </w:tc>
+        <w:tc>
+          <w:tcPr>
+            <w:tcW w:type="dxa" w:w="1247"/>
+          </w:tcPr>
+          <w:p>
+            <w:r>
+              <w:rPr>
+                <w:b/>
+                <w:i w:val="0"/>
+                <w:sz w:val="16"/>
+              </w:rPr>
               <w:t>S02</w:t>
               <w:br/>
             </w:r>
@@ -3365,7 +5254,7 @@
                 <w:i w:val="0"/>
                 <w:sz w:val="17"/>
               </w:rPr>
-              <w:t>Incohérent!! Le niveau d'instruction déclaré par l'un des enfants (Secondaire 1er cycle) au niveau de la section 1 de Diamy Diallo diffère de celui donné par Diamy Diallo lui-même qui affirme ne pas avoir frequenté l'école formelle.</w:t>
+              <w:t>Merci de bien vouloir changé 2.04 en OUI et renseigné toutes les autres informations qui concerne Diamy Diallo .</w:t>
             </w:r>
           </w:p>
         </w:tc>
@@ -3380,10 +5269,10 @@
               <w:rPr>
                 <w:b/>
                 <w:i w:val="0"/>
-                <w:color w:val="DC2626"/>
-                <w:sz w:val="16"/>
-              </w:rPr>
-              <w:t>Haute</w:t>
+                <w:color w:val="EA580C"/>
+                <w:sz w:val="16"/>
+              </w:rPr>
+              <w:t>Moyenne</w:t>
             </w:r>
           </w:p>
         </w:tc>
@@ -3398,7 +5287,7 @@
                 <w:i w:val="0"/>
                 <w:sz w:val="16"/>
               </w:rPr>
-              <w:t>S04</w:t>
+              <w:t>S02</w:t>
               <w:br/>
             </w:r>
             <w:r>
@@ -3408,7 +5297,7 @@
                 <w:color w:val="64748B"/>
                 <w:sz w:val="14"/>
               </w:rPr>
-              <w:t>Emploi</w:t>
+              <w:t>Éducation</w:t>
             </w:r>
           </w:p>
         </w:tc>
@@ -3455,7 +5344,7 @@
                 <w:i w:val="0"/>
                 <w:sz w:val="17"/>
               </w:rPr>
-              <w:t>Incohérence détectée ! Il semble peu probable que Diedhiou Diallo occupe un emploi pour l'ETAT/collectivités locales ou dans une entreprise publique/parapublique tout en travaillant moins de 20 jours par mois.</w:t>
+              <w:t>Le domaine que Moussa Diallo 1 bénéficié de cette formation est éducation (enseignement).</w:t>
             </w:r>
           </w:p>
         </w:tc>
@@ -3470,10 +5359,10 @@
               <w:rPr>
                 <w:b/>
                 <w:i w:val="0"/>
-                <w:color w:val="DC2626"/>
-                <w:sz w:val="16"/>
-              </w:rPr>
-              <w:t>Haute</w:t>
+                <w:color w:val="EA580C"/>
+                <w:sz w:val="16"/>
+              </w:rPr>
+              <w:t>Moyenne</w:t>
             </w:r>
           </w:p>
         </w:tc>
@@ -3488,7 +5377,7 @@
                 <w:i w:val="0"/>
                 <w:sz w:val="16"/>
               </w:rPr>
-              <w:t>S04</w:t>
+              <w:t>S02</w:t>
               <w:br/>
             </w:r>
             <w:r>
@@ -3498,7 +5387,7 @@
                 <w:color w:val="64748B"/>
                 <w:sz w:val="14"/>
               </w:rPr>
-              <w:t>Emploi</w:t>
+              <w:t>Éducation</w:t>
             </w:r>
           </w:p>
         </w:tc>
@@ -3514,7 +5403,7 @@
                 <w:color w:val="16A34A"/>
                 <w:sz w:val="16"/>
               </w:rPr>
-              <w:t>s01q49, s02q24, s04q37, s04q50, s01q00b</w:t>
+              <w:t>s01q23, s01q00b, s01q23_autre</w:t>
             </w:r>
           </w:p>
         </w:tc>
@@ -3545,7 +5434,7 @@
                 <w:i w:val="0"/>
                 <w:sz w:val="17"/>
               </w:rPr>
-              <w:t>Incoherence! Diedhiou Diallo a comme secteur institutionel Etat/Collectivité locale ou Entreprise Publique/Parapublique et dit n'avoir pas un bulletin de salaire, prière de corriger cette incoherence.</w:t>
+              <w:t>et semble exister dans les modalités, prière de prendre attache avec le QG pour plus d'explication afin de la classer bien.</w:t>
             </w:r>
           </w:p>
         </w:tc>
@@ -3560,10 +5449,10 @@
               <w:rPr>
                 <w:b/>
                 <w:i w:val="0"/>
-                <w:color w:val="DC2626"/>
-                <w:sz w:val="16"/>
-              </w:rPr>
-              <w:t>Haute</w:t>
+                <w:color w:val="EA580C"/>
+                <w:sz w:val="16"/>
+              </w:rPr>
+              <w:t>Moyenne</w:t>
             </w:r>
           </w:p>
         </w:tc>
@@ -3578,7 +5467,7 @@
                 <w:i w:val="0"/>
                 <w:sz w:val="16"/>
               </w:rPr>
-              <w:t>S04</w:t>
+              <w:t>S02</w:t>
               <w:br/>
             </w:r>
             <w:r>
@@ -3588,7 +5477,7 @@
                 <w:color w:val="64748B"/>
                 <w:sz w:val="14"/>
               </w:rPr>
-              <w:t>Emploi</w:t>
+              <w:t>Éducation</w:t>
             </w:r>
           </w:p>
         </w:tc>
@@ -3635,7 +5524,7 @@
                 <w:i w:val="0"/>
                 <w:sz w:val="17"/>
               </w:rPr>
-              <w:t>Incohérence détectée ! Il semble peu probable que Hawka Diallo occupe un emploi pour l'ETAT/collectivités locales ou dans une entreprise publique/parapublique tout en travaillant moins de  6h par jour.</w:t>
+              <w:t>Le montant des frais de cantines ou de restauration (1000 FCFA) pour l'année scolaire de Aicha Diallo qui fréquente 6ème année de Primaire  semble faible.</w:t>
             </w:r>
           </w:p>
         </w:tc>
@@ -3650,10 +5539,10 @@
               <w:rPr>
                 <w:b/>
                 <w:i w:val="0"/>
-                <w:color w:val="DC2626"/>
-                <w:sz w:val="16"/>
-              </w:rPr>
-              <w:t>Haute</w:t>
+                <w:color w:val="EA580C"/>
+                <w:sz w:val="16"/>
+              </w:rPr>
+              <w:t>Moyenne</w:t>
             </w:r>
           </w:p>
         </w:tc>
@@ -3668,7 +5557,7 @@
                 <w:i w:val="0"/>
                 <w:sz w:val="16"/>
               </w:rPr>
-              <w:t>S11</w:t>
+              <w:t>S02</w:t>
               <w:br/>
             </w:r>
             <w:r>
@@ -3678,7 +5567,7 @@
                 <w:color w:val="64748B"/>
                 <w:sz w:val="14"/>
               </w:rPr>
-              <w:t>Logement / cadre de vie</w:t>
+              <w:t>Éducation</w:t>
             </w:r>
           </w:p>
         </w:tc>
@@ -3694,7 +5583,7 @@
                 <w:color w:val="16A34A"/>
                 <w:sz w:val="16"/>
               </w:rPr>
-              <w:t>s01q07, s01q08, s02q20, s02q22, s03q07, s02q29, s04q19, s13q02</w:t>
+              <w:t>—</w:t>
             </w:r>
           </w:p>
         </w:tc>
@@ -3725,2616 +5614,7 @@
                 <w:i w:val="0"/>
                 <w:sz w:val="17"/>
               </w:rPr>
-              <w:t>Avertissement!! Le montant supporté (36000 FCFA) par le ménage pour cette source d’énergie (Bois de chauffe) à KEDOUGOU Rural au cours des 30 derniers jours semble incoherent, prière de confirmer ou corriger.</w:t>
-            </w:r>
-          </w:p>
-        </w:tc>
-      </w:tr>
-      <w:tr>
-        <w:tc>
-          <w:tcPr>
-            <w:tcW w:type="dxa" w:w="964"/>
-          </w:tcPr>
-          <w:p>
-            <w:r>
-              <w:rPr>
-                <w:b/>
-                <w:i w:val="0"/>
-                <w:color w:val="DC2626"/>
-                <w:sz w:val="16"/>
-              </w:rPr>
-              <w:t>Haute</w:t>
-            </w:r>
-          </w:p>
-        </w:tc>
-        <w:tc>
-          <w:tcPr>
-            <w:tcW w:type="dxa" w:w="1247"/>
-          </w:tcPr>
-          <w:p>
-            <w:r>
-              <w:rPr>
-                <w:b/>
-                <w:i w:val="0"/>
-                <w:sz w:val="16"/>
-              </w:rPr>
-              <w:t>S11</w:t>
-              <w:br/>
-            </w:r>
-            <w:r>
-              <w:rPr>
-                <w:b w:val="0"/>
-                <w:i w:val="0"/>
-                <w:color w:val="64748B"/>
-                <w:sz w:val="14"/>
-              </w:rPr>
-              <w:t>Logement / cadre de vie</w:t>
-            </w:r>
-          </w:p>
-        </w:tc>
-        <w:tc>
-          <w:tcPr>
-            <w:tcW w:type="dxa" w:w="1531"/>
-          </w:tcPr>
-          <w:p>
-            <w:r>
-              <w:rPr>
-                <w:b/>
-                <w:i w:val="0"/>
-                <w:color w:val="16A34A"/>
-                <w:sz w:val="16"/>
-              </w:rPr>
-              <w:t>—</w:t>
-            </w:r>
-          </w:p>
-        </w:tc>
-        <w:tc>
-          <w:tcPr>
-            <w:tcW w:type="dxa" w:w="1191"/>
-          </w:tcPr>
-          <w:p>
-            <w:r>
-              <w:rPr>
-                <w:b w:val="0"/>
-                <w:i w:val="0"/>
-                <w:color w:val="64748B"/>
-                <w:sz w:val="16"/>
-              </w:rPr>
-              <w:t>GT-CQ</w:t>
-            </w:r>
-          </w:p>
-        </w:tc>
-        <w:tc>
-          <w:tcPr>
-            <w:tcW w:type="dxa" w:w="4706"/>
-          </w:tcPr>
-          <w:p>
-            <w:r>
-              <w:rPr>
-                <w:b w:val="0"/>
-                <w:i w:val="0"/>
-                <w:sz w:val="17"/>
-              </w:rPr>
-              <w:t>Incoherence!! Le ménage a depensé .</w:t>
-            </w:r>
-          </w:p>
-        </w:tc>
-      </w:tr>
-      <w:tr>
-        <w:tc>
-          <w:tcPr>
-            <w:tcW w:type="dxa" w:w="964"/>
-          </w:tcPr>
-          <w:p>
-            <w:r>
-              <w:rPr>
-                <w:b/>
-                <w:i w:val="0"/>
-                <w:color w:val="DC2626"/>
-                <w:sz w:val="16"/>
-              </w:rPr>
-              <w:t>Haute</w:t>
-            </w:r>
-          </w:p>
-        </w:tc>
-        <w:tc>
-          <w:tcPr>
-            <w:tcW w:type="dxa" w:w="1247"/>
-          </w:tcPr>
-          <w:p>
-            <w:r>
-              <w:rPr>
-                <w:b/>
-                <w:i w:val="0"/>
-                <w:sz w:val="16"/>
-              </w:rPr>
-              <w:t>S11</w:t>
-              <w:br/>
-            </w:r>
-            <w:r>
-              <w:rPr>
-                <w:b w:val="0"/>
-                <w:i w:val="0"/>
-                <w:color w:val="64748B"/>
-                <w:sz w:val="14"/>
-              </w:rPr>
-              <w:t>Logement / cadre de vie</w:t>
-            </w:r>
-          </w:p>
-        </w:tc>
-        <w:tc>
-          <w:tcPr>
-            <w:tcW w:type="dxa" w:w="1531"/>
-          </w:tcPr>
-          <w:p>
-            <w:r>
-              <w:rPr>
-                <w:b/>
-                <w:i w:val="0"/>
-                <w:color w:val="16A34A"/>
-                <w:sz w:val="16"/>
-              </w:rPr>
-              <w:t>s01q29, s01q31, s04q24, s00q04, s11q21, s09fq03, s09fq011</w:t>
-            </w:r>
-          </w:p>
-        </w:tc>
-        <w:tc>
-          <w:tcPr>
-            <w:tcW w:type="dxa" w:w="1191"/>
-          </w:tcPr>
-          <w:p>
-            <w:r>
-              <w:rPr>
-                <w:b w:val="0"/>
-                <w:i w:val="0"/>
-                <w:color w:val="64748B"/>
-                <w:sz w:val="16"/>
-              </w:rPr>
-              <w:t>GT-CQ</w:t>
-            </w:r>
-          </w:p>
-        </w:tc>
-        <w:tc>
-          <w:tcPr>
-            <w:tcW w:type="dxa" w:w="4706"/>
-          </w:tcPr>
-          <w:p>
-            <w:r>
-              <w:rPr>
-                <w:b w:val="0"/>
-                <w:i w:val="0"/>
-                <w:sz w:val="17"/>
-              </w:rPr>
-              <w:t>FCFA dans Frais de connexion au réseau de distribution d'eau mais dit ne pas être connecté à un réseau d'eau courante, prière de corriger cette incoherence</w:t>
-            </w:r>
-          </w:p>
-        </w:tc>
-      </w:tr>
-      <w:tr>
-        <w:tc>
-          <w:tcPr>
-            <w:tcW w:type="dxa" w:w="964"/>
-          </w:tcPr>
-          <w:p>
-            <w:r>
-              <w:rPr>
-                <w:b/>
-                <w:i w:val="0"/>
-                <w:color w:val="DC2626"/>
-                <w:sz w:val="16"/>
-              </w:rPr>
-              <w:t>Haute</w:t>
-            </w:r>
-          </w:p>
-        </w:tc>
-        <w:tc>
-          <w:tcPr>
-            <w:tcW w:type="dxa" w:w="1247"/>
-          </w:tcPr>
-          <w:p>
-            <w:r>
-              <w:rPr>
-                <w:b/>
-                <w:i w:val="0"/>
-                <w:sz w:val="16"/>
-              </w:rPr>
-              <w:t>S16</w:t>
-              <w:br/>
-            </w:r>
-            <w:r>
-              <w:rPr>
-                <w:b w:val="0"/>
-                <w:i w:val="0"/>
-                <w:color w:val="64748B"/>
-                <w:sz w:val="14"/>
-              </w:rPr>
-              <w:t>Agriculture</w:t>
-            </w:r>
-          </w:p>
-        </w:tc>
-        <w:tc>
-          <w:tcPr>
-            <w:tcW w:type="dxa" w:w="1531"/>
-          </w:tcPr>
-          <w:p>
-            <w:r>
-              <w:rPr>
-                <w:b/>
-                <w:i w:val="0"/>
-                <w:color w:val="16A34A"/>
-                <w:sz w:val="16"/>
-              </w:rPr>
-              <w:t>s01q02, s02q01__1, s02q02__1, s02q03__1, s02q15, s03q17, s04q28, s04q35d</w:t>
-            </w:r>
-          </w:p>
-        </w:tc>
-        <w:tc>
-          <w:tcPr>
-            <w:tcW w:type="dxa" w:w="1191"/>
-          </w:tcPr>
-          <w:p>
-            <w:r>
-              <w:rPr>
-                <w:b w:val="0"/>
-                <w:i w:val="0"/>
-                <w:color w:val="64748B"/>
-                <w:sz w:val="16"/>
-              </w:rPr>
-              <w:t>GT-CQ</w:t>
-            </w:r>
-          </w:p>
-        </w:tc>
-        <w:tc>
-          <w:tcPr>
-            <w:tcW w:type="dxa" w:w="4706"/>
-          </w:tcPr>
-          <w:p>
-            <w:r>
-              <w:rPr>
-                <w:b w:val="0"/>
-                <w:i w:val="0"/>
-                <w:sz w:val="17"/>
-              </w:rPr>
-              <w:t>Incoherence! Le nombre de cultures dans la parcelle parcelle arachide 1 est de .a cultures qui semble trop élévé ou non renseigné, prière de corriger.</w:t>
-            </w:r>
-          </w:p>
-        </w:tc>
-      </w:tr>
-      <w:tr>
-        <w:tc>
-          <w:tcPr>
-            <w:tcW w:type="dxa" w:w="964"/>
-          </w:tcPr>
-          <w:p>
-            <w:r>
-              <w:rPr>
-                <w:b/>
-                <w:i w:val="0"/>
-                <w:color w:val="DC2626"/>
-                <w:sz w:val="16"/>
-              </w:rPr>
-              <w:t>Haute</w:t>
-            </w:r>
-          </w:p>
-        </w:tc>
-        <w:tc>
-          <w:tcPr>
-            <w:tcW w:type="dxa" w:w="1247"/>
-          </w:tcPr>
-          <w:p>
-            <w:r>
-              <w:rPr>
-                <w:b/>
-                <w:i w:val="0"/>
-                <w:sz w:val="16"/>
-              </w:rPr>
-              <w:t>S16</w:t>
-              <w:br/>
-            </w:r>
-            <w:r>
-              <w:rPr>
-                <w:b w:val="0"/>
-                <w:i w:val="0"/>
-                <w:color w:val="64748B"/>
-                <w:sz w:val="14"/>
-              </w:rPr>
-              <w:t>Agriculture</w:t>
-            </w:r>
-          </w:p>
-        </w:tc>
-        <w:tc>
-          <w:tcPr>
-            <w:tcW w:type="dxa" w:w="1531"/>
-          </w:tcPr>
-          <w:p>
-            <w:r>
-              <w:rPr>
-                <w:b/>
-                <w:i w:val="0"/>
-                <w:color w:val="16A34A"/>
-                <w:sz w:val="16"/>
-              </w:rPr>
-              <w:t>s00q28, s01q28, s01q29, s01q30, s02q01__1, s02q02__1, s03q19, s04q32</w:t>
-            </w:r>
-          </w:p>
-        </w:tc>
-        <w:tc>
-          <w:tcPr>
-            <w:tcW w:type="dxa" w:w="1191"/>
-          </w:tcPr>
-          <w:p>
-            <w:r>
-              <w:rPr>
-                <w:b w:val="0"/>
-                <w:i w:val="0"/>
-                <w:color w:val="64748B"/>
-                <w:sz w:val="16"/>
-              </w:rPr>
-              <w:t>GT-CQ</w:t>
-            </w:r>
-          </w:p>
-        </w:tc>
-        <w:tc>
-          <w:tcPr>
-            <w:tcW w:type="dxa" w:w="4706"/>
-          </w:tcPr>
-          <w:p>
-            <w:r>
-              <w:rPr>
-                <w:b w:val="0"/>
-                <w:i w:val="0"/>
-                <w:sz w:val="17"/>
-              </w:rPr>
-              <w:t>Incoherence! Le nombre de minutes (.a minutes) pour se rendre dans la parcelle parcelle arachide 1 est trop élevé, prière de corriger.</w:t>
-            </w:r>
-          </w:p>
-        </w:tc>
-      </w:tr>
-      <w:tr>
-        <w:tc>
-          <w:tcPr>
-            <w:tcW w:type="dxa" w:w="964"/>
-          </w:tcPr>
-          <w:p>
-            <w:r>
-              <w:rPr>
-                <w:b/>
-                <w:i w:val="0"/>
-                <w:color w:val="DC2626"/>
-                <w:sz w:val="16"/>
-              </w:rPr>
-              <w:t>Haute</w:t>
-            </w:r>
-          </w:p>
-        </w:tc>
-        <w:tc>
-          <w:tcPr>
-            <w:tcW w:type="dxa" w:w="1247"/>
-          </w:tcPr>
-          <w:p>
-            <w:r>
-              <w:rPr>
-                <w:b/>
-                <w:i w:val="0"/>
-                <w:sz w:val="16"/>
-              </w:rPr>
-              <w:t>S20</w:t>
-              <w:br/>
-            </w:r>
-            <w:r>
-              <w:rPr>
-                <w:b w:val="0"/>
-                <w:i w:val="0"/>
-                <w:color w:val="64748B"/>
-                <w:sz w:val="14"/>
-              </w:rPr>
-              <w:t>Gouvernance / autres</w:t>
-            </w:r>
-          </w:p>
-        </w:tc>
-        <w:tc>
-          <w:tcPr>
-            <w:tcW w:type="dxa" w:w="1531"/>
-          </w:tcPr>
-          <w:p>
-            <w:r>
-              <w:rPr>
-                <w:b/>
-                <w:i w:val="0"/>
-                <w:color w:val="16A34A"/>
-                <w:sz w:val="16"/>
-              </w:rPr>
-              <w:t>—</w:t>
-            </w:r>
-          </w:p>
-        </w:tc>
-        <w:tc>
-          <w:tcPr>
-            <w:tcW w:type="dxa" w:w="1191"/>
-          </w:tcPr>
-          <w:p>
-            <w:r>
-              <w:rPr>
-                <w:b w:val="0"/>
-                <w:i w:val="0"/>
-                <w:color w:val="64748B"/>
-                <w:sz w:val="16"/>
-              </w:rPr>
-              <w:t>GT-CQ</w:t>
-            </w:r>
-          </w:p>
-        </w:tc>
-        <w:tc>
-          <w:tcPr>
-            <w:tcW w:type="dxa" w:w="4706"/>
-          </w:tcPr>
-          <w:p>
-            <w:r>
-              <w:rPr>
-                <w:b w:val="0"/>
-                <w:i w:val="0"/>
-                <w:sz w:val="17"/>
-              </w:rPr>
-              <w:t>Incohérence détectée ! Le ménage a précédemment déclaré vivre « Bien » ou « Assez bien » selon son revenu en 20A.02.</w:t>
-            </w:r>
-          </w:p>
-        </w:tc>
-      </w:tr>
-      <w:tr>
-        <w:tc>
-          <w:tcPr>
-            <w:tcW w:type="dxa" w:w="964"/>
-          </w:tcPr>
-          <w:p>
-            <w:r>
-              <w:rPr>
-                <w:b/>
-                <w:i w:val="0"/>
-                <w:color w:val="EA580C"/>
-                <w:sz w:val="16"/>
-              </w:rPr>
-              <w:t>Moyenne</w:t>
-            </w:r>
-          </w:p>
-        </w:tc>
-        <w:tc>
-          <w:tcPr>
-            <w:tcW w:type="dxa" w:w="1247"/>
-          </w:tcPr>
-          <w:p>
-            <w:r>
-              <w:rPr>
-                <w:b/>
-                <w:i w:val="0"/>
-                <w:sz w:val="16"/>
-              </w:rPr>
-              <w:t>S00</w:t>
-              <w:br/>
-            </w:r>
-            <w:r>
-              <w:rPr>
-                <w:b w:val="0"/>
-                <w:i w:val="0"/>
-                <w:color w:val="64748B"/>
-                <w:sz w:val="14"/>
-              </w:rPr>
-              <w:t>Identification</w:t>
-            </w:r>
-          </w:p>
-        </w:tc>
-        <w:tc>
-          <w:tcPr>
-            <w:tcW w:type="dxa" w:w="1531"/>
-          </w:tcPr>
-          <w:p>
-            <w:r>
-              <w:rPr>
-                <w:b/>
-                <w:i w:val="0"/>
-                <w:color w:val="16A34A"/>
-                <w:sz w:val="16"/>
-              </w:rPr>
-              <w:t>s00q27</w:t>
-            </w:r>
-          </w:p>
-        </w:tc>
-        <w:tc>
-          <w:tcPr>
-            <w:tcW w:type="dxa" w:w="1191"/>
-          </w:tcPr>
-          <w:p>
-            <w:r>
-              <w:rPr>
-                <w:b w:val="0"/>
-                <w:i w:val="0"/>
-                <w:color w:val="64748B"/>
-                <w:sz w:val="16"/>
-              </w:rPr>
-              <w:t>GT-CQ</w:t>
-            </w:r>
-          </w:p>
-        </w:tc>
-        <w:tc>
-          <w:tcPr>
-            <w:tcW w:type="dxa" w:w="4706"/>
-          </w:tcPr>
-          <w:p>
-            <w:r>
-              <w:rPr>
-                <w:b w:val="0"/>
-                <w:i w:val="0"/>
-                <w:sz w:val="17"/>
-              </w:rPr>
-              <w:t>Le questionnaire semble ne pas être complètement fini mais le questionnaire est en statut complet, prière de compléter le questionnaire.</w:t>
-            </w:r>
-          </w:p>
-        </w:tc>
-      </w:tr>
-      <w:tr>
-        <w:tc>
-          <w:tcPr>
-            <w:tcW w:type="dxa" w:w="964"/>
-          </w:tcPr>
-          <w:p>
-            <w:r>
-              <w:rPr>
-                <w:b/>
-                <w:i w:val="0"/>
-                <w:color w:val="EA580C"/>
-                <w:sz w:val="16"/>
-              </w:rPr>
-              <w:t>Moyenne</w:t>
-            </w:r>
-          </w:p>
-        </w:tc>
-        <w:tc>
-          <w:tcPr>
-            <w:tcW w:type="dxa" w:w="1247"/>
-          </w:tcPr>
-          <w:p>
-            <w:r>
-              <w:rPr>
-                <w:b/>
-                <w:i w:val="0"/>
-                <w:sz w:val="16"/>
-              </w:rPr>
-              <w:t>S00</w:t>
-              <w:br/>
-            </w:r>
-            <w:r>
-              <w:rPr>
-                <w:b w:val="0"/>
-                <w:i w:val="0"/>
-                <w:color w:val="64748B"/>
-                <w:sz w:val="14"/>
-              </w:rPr>
-              <w:t>Identification</w:t>
-            </w:r>
-          </w:p>
-        </w:tc>
-        <w:tc>
-          <w:tcPr>
-            <w:tcW w:type="dxa" w:w="1531"/>
-          </w:tcPr>
-          <w:p>
-            <w:r>
-              <w:rPr>
-                <w:b/>
-                <w:i w:val="0"/>
-                <w:color w:val="16A34A"/>
-                <w:sz w:val="16"/>
-              </w:rPr>
-              <w:t>—</w:t>
-            </w:r>
-          </w:p>
-        </w:tc>
-        <w:tc>
-          <w:tcPr>
-            <w:tcW w:type="dxa" w:w="1191"/>
-          </w:tcPr>
-          <w:p>
-            <w:r>
-              <w:rPr>
-                <w:b w:val="0"/>
-                <w:i w:val="0"/>
-                <w:color w:val="64748B"/>
-                <w:sz w:val="16"/>
-              </w:rPr>
-              <w:t>GT-CQ</w:t>
-            </w:r>
-          </w:p>
-        </w:tc>
-        <w:tc>
-          <w:tcPr>
-            <w:tcW w:type="dxa" w:w="4706"/>
-          </w:tcPr>
-          <w:p>
-            <w:r>
-              <w:rPr>
-                <w:b w:val="0"/>
-                <w:i w:val="0"/>
-                <w:sz w:val="17"/>
-              </w:rPr>
-              <w:t>L'adresse ou la localisation du ménage doit être bien renseignée, ne doit pas contenir des numéros de téléphone et elle semble courte pour être une adresse.</w:t>
-            </w:r>
-          </w:p>
-        </w:tc>
-      </w:tr>
-      <w:tr>
-        <w:tc>
-          <w:tcPr>
-            <w:tcW w:type="dxa" w:w="964"/>
-          </w:tcPr>
-          <w:p>
-            <w:r>
-              <w:rPr>
-                <w:b/>
-                <w:i w:val="0"/>
-                <w:color w:val="EA580C"/>
-                <w:sz w:val="16"/>
-              </w:rPr>
-              <w:t>Moyenne</w:t>
-            </w:r>
-          </w:p>
-        </w:tc>
-        <w:tc>
-          <w:tcPr>
-            <w:tcW w:type="dxa" w:w="1247"/>
-          </w:tcPr>
-          <w:p>
-            <w:r>
-              <w:rPr>
-                <w:b/>
-                <w:i w:val="0"/>
-                <w:sz w:val="16"/>
-              </w:rPr>
-              <w:t>S00</w:t>
-              <w:br/>
-            </w:r>
-            <w:r>
-              <w:rPr>
-                <w:b w:val="0"/>
-                <w:i w:val="0"/>
-                <w:color w:val="64748B"/>
-                <w:sz w:val="14"/>
-              </w:rPr>
-              <w:t>Identification</w:t>
-            </w:r>
-          </w:p>
-        </w:tc>
-        <w:tc>
-          <w:tcPr>
-            <w:tcW w:type="dxa" w:w="1531"/>
-          </w:tcPr>
-          <w:p>
-            <w:r>
-              <w:rPr>
-                <w:b/>
-                <w:i w:val="0"/>
-                <w:color w:val="16A34A"/>
-                <w:sz w:val="16"/>
-              </w:rPr>
-              <w:t>s00q14, s00q16, s00q18</w:t>
-            </w:r>
-          </w:p>
-        </w:tc>
-        <w:tc>
-          <w:tcPr>
-            <w:tcW w:type="dxa" w:w="1191"/>
-          </w:tcPr>
-          <w:p>
-            <w:r>
-              <w:rPr>
-                <w:b w:val="0"/>
-                <w:i w:val="0"/>
-                <w:color w:val="64748B"/>
-                <w:sz w:val="16"/>
-              </w:rPr>
-              <w:t>GT-CQ</w:t>
-            </w:r>
-          </w:p>
-        </w:tc>
-        <w:tc>
-          <w:tcPr>
-            <w:tcW w:type="dxa" w:w="4706"/>
-          </w:tcPr>
-          <w:p>
-            <w:r>
-              <w:rPr>
-                <w:b w:val="0"/>
-                <w:i w:val="0"/>
-                <w:sz w:val="17"/>
-              </w:rPr>
-              <w:t>Prière de renseigner la bonne adresse.Attention! Veillez bien renseigner les contacts dans les questions de 0.14 ou 0.16 ou 0.18.</w:t>
-            </w:r>
-          </w:p>
-        </w:tc>
-      </w:tr>
-      <w:tr>
-        <w:tc>
-          <w:tcPr>
-            <w:tcW w:type="dxa" w:w="964"/>
-          </w:tcPr>
-          <w:p>
-            <w:r>
-              <w:rPr>
-                <w:b/>
-                <w:i w:val="0"/>
-                <w:color w:val="EA580C"/>
-                <w:sz w:val="16"/>
-              </w:rPr>
-              <w:t>Moyenne</w:t>
-            </w:r>
-          </w:p>
-        </w:tc>
-        <w:tc>
-          <w:tcPr>
-            <w:tcW w:type="dxa" w:w="1247"/>
-          </w:tcPr>
-          <w:p>
-            <w:r>
-              <w:rPr>
-                <w:b/>
-                <w:i w:val="0"/>
-                <w:sz w:val="16"/>
-              </w:rPr>
-              <w:t>S00</w:t>
-              <w:br/>
-            </w:r>
-            <w:r>
-              <w:rPr>
-                <w:b w:val="0"/>
-                <w:i w:val="0"/>
-                <w:color w:val="64748B"/>
-                <w:sz w:val="14"/>
-              </w:rPr>
-              <w:t>Identification</w:t>
-            </w:r>
-          </w:p>
-        </w:tc>
-        <w:tc>
-          <w:tcPr>
-            <w:tcW w:type="dxa" w:w="1531"/>
-          </w:tcPr>
-          <w:p>
-            <w:r>
-              <w:rPr>
-                <w:b/>
-                <w:i w:val="0"/>
-                <w:color w:val="16A34A"/>
-                <w:sz w:val="16"/>
-              </w:rPr>
-              <w:t>s00q00</w:t>
-            </w:r>
-          </w:p>
-        </w:tc>
-        <w:tc>
-          <w:tcPr>
-            <w:tcW w:type="dxa" w:w="1191"/>
-          </w:tcPr>
-          <w:p>
-            <w:r>
-              <w:rPr>
-                <w:b w:val="0"/>
-                <w:i w:val="0"/>
-                <w:color w:val="64748B"/>
-                <w:sz w:val="16"/>
-              </w:rPr>
-              <w:t>Natif SuSo</w:t>
-            </w:r>
-          </w:p>
-        </w:tc>
-        <w:tc>
-          <w:tcPr>
-            <w:tcW w:type="dxa" w:w="4706"/>
-          </w:tcPr>
-          <w:p>
-            <w:r>
-              <w:rPr>
-                <w:b w:val="0"/>
-                <w:i w:val="0"/>
-                <w:sz w:val="17"/>
-              </w:rPr>
-            </w:r>
-          </w:p>
-        </w:tc>
-      </w:tr>
-      <w:tr>
-        <w:tc>
-          <w:tcPr>
-            <w:tcW w:type="dxa" w:w="964"/>
-          </w:tcPr>
-          <w:p>
-            <w:r>
-              <w:rPr>
-                <w:b/>
-                <w:i w:val="0"/>
-                <w:color w:val="EA580C"/>
-                <w:sz w:val="16"/>
-              </w:rPr>
-              <w:t>Moyenne</w:t>
-            </w:r>
-          </w:p>
-        </w:tc>
-        <w:tc>
-          <w:tcPr>
-            <w:tcW w:type="dxa" w:w="1247"/>
-          </w:tcPr>
-          <w:p>
-            <w:r>
-              <w:rPr>
-                <w:b/>
-                <w:i w:val="0"/>
-                <w:sz w:val="16"/>
-              </w:rPr>
-              <w:t>S01</w:t>
-              <w:br/>
-            </w:r>
-            <w:r>
-              <w:rPr>
-                <w:b w:val="0"/>
-                <w:i w:val="0"/>
-                <w:color w:val="64748B"/>
-                <w:sz w:val="14"/>
-              </w:rPr>
-              <w:t>Démographie</w:t>
-            </w:r>
-          </w:p>
-        </w:tc>
-        <w:tc>
-          <w:tcPr>
-            <w:tcW w:type="dxa" w:w="1531"/>
-          </w:tcPr>
-          <w:p>
-            <w:r>
-              <w:rPr>
-                <w:b/>
-                <w:i w:val="0"/>
-                <w:color w:val="16A34A"/>
-                <w:sz w:val="16"/>
-              </w:rPr>
-              <w:t>—</w:t>
-            </w:r>
-          </w:p>
-        </w:tc>
-        <w:tc>
-          <w:tcPr>
-            <w:tcW w:type="dxa" w:w="1191"/>
-          </w:tcPr>
-          <w:p>
-            <w:r>
-              <w:rPr>
-                <w:b w:val="0"/>
-                <w:i w:val="0"/>
-                <w:color w:val="64748B"/>
-                <w:sz w:val="16"/>
-              </w:rPr>
-              <w:t>GT-CQ</w:t>
-            </w:r>
-          </w:p>
-        </w:tc>
-        <w:tc>
-          <w:tcPr>
-            <w:tcW w:type="dxa" w:w="4706"/>
-          </w:tcPr>
-          <w:p>
-            <w:r>
-              <w:rPr>
-                <w:b w:val="0"/>
-                <w:i w:val="0"/>
-                <w:sz w:val="17"/>
-              </w:rPr>
-              <w:t>Prière de verifier l'information donnée par sira tening Diallo ou corriger au niveau de la section 1.</w:t>
-            </w:r>
-          </w:p>
-        </w:tc>
-      </w:tr>
-      <w:tr>
-        <w:tc>
-          <w:tcPr>
-            <w:tcW w:type="dxa" w:w="964"/>
-          </w:tcPr>
-          <w:p>
-            <w:r>
-              <w:rPr>
-                <w:b/>
-                <w:i w:val="0"/>
-                <w:color w:val="EA580C"/>
-                <w:sz w:val="16"/>
-              </w:rPr>
-              <w:t>Moyenne</w:t>
-            </w:r>
-          </w:p>
-        </w:tc>
-        <w:tc>
-          <w:tcPr>
-            <w:tcW w:type="dxa" w:w="1247"/>
-          </w:tcPr>
-          <w:p>
-            <w:r>
-              <w:rPr>
-                <w:b/>
-                <w:i w:val="0"/>
-                <w:sz w:val="16"/>
-              </w:rPr>
-              <w:t>S01</w:t>
-              <w:br/>
-            </w:r>
-            <w:r>
-              <w:rPr>
-                <w:b w:val="0"/>
-                <w:i w:val="0"/>
-                <w:color w:val="64748B"/>
-                <w:sz w:val="14"/>
-              </w:rPr>
-              <w:t>Démographie</w:t>
-            </w:r>
-          </w:p>
-        </w:tc>
-        <w:tc>
-          <w:tcPr>
-            <w:tcW w:type="dxa" w:w="1531"/>
-          </w:tcPr>
-          <w:p>
-            <w:r>
-              <w:rPr>
-                <w:b/>
-                <w:i w:val="0"/>
-                <w:color w:val="16A34A"/>
-                <w:sz w:val="16"/>
-              </w:rPr>
-              <w:t>—</w:t>
-            </w:r>
-          </w:p>
-        </w:tc>
-        <w:tc>
-          <w:tcPr>
-            <w:tcW w:type="dxa" w:w="1191"/>
-          </w:tcPr>
-          <w:p>
-            <w:r>
-              <w:rPr>
-                <w:b w:val="0"/>
-                <w:i w:val="0"/>
-                <w:color w:val="64748B"/>
-                <w:sz w:val="16"/>
-              </w:rPr>
-              <w:t>GT-CQ</w:t>
-            </w:r>
-          </w:p>
-        </w:tc>
-        <w:tc>
-          <w:tcPr>
-            <w:tcW w:type="dxa" w:w="4706"/>
-          </w:tcPr>
-          <w:p>
-            <w:r>
-              <w:rPr>
-                <w:b w:val="0"/>
-                <w:i w:val="0"/>
-                <w:sz w:val="17"/>
-              </w:rPr>
-              <w:t>Prière de verifier l'information donnée par Aicha Diallo ou corriger au niveau de la section 1.</w:t>
-            </w:r>
-          </w:p>
-        </w:tc>
-      </w:tr>
-      <w:tr>
-        <w:tc>
-          <w:tcPr>
-            <w:tcW w:type="dxa" w:w="964"/>
-          </w:tcPr>
-          <w:p>
-            <w:r>
-              <w:rPr>
-                <w:b/>
-                <w:i w:val="0"/>
-                <w:color w:val="EA580C"/>
-                <w:sz w:val="16"/>
-              </w:rPr>
-              <w:t>Moyenne</w:t>
-            </w:r>
-          </w:p>
-        </w:tc>
-        <w:tc>
-          <w:tcPr>
-            <w:tcW w:type="dxa" w:w="1247"/>
-          </w:tcPr>
-          <w:p>
-            <w:r>
-              <w:rPr>
-                <w:b/>
-                <w:i w:val="0"/>
-                <w:sz w:val="16"/>
-              </w:rPr>
-              <w:t>S01</w:t>
-              <w:br/>
-            </w:r>
-            <w:r>
-              <w:rPr>
-                <w:b w:val="0"/>
-                <w:i w:val="0"/>
-                <w:color w:val="64748B"/>
-                <w:sz w:val="14"/>
-              </w:rPr>
-              <w:t>Démographie</w:t>
-            </w:r>
-          </w:p>
-        </w:tc>
-        <w:tc>
-          <w:tcPr>
-            <w:tcW w:type="dxa" w:w="1531"/>
-          </w:tcPr>
-          <w:p>
-            <w:r>
-              <w:rPr>
-                <w:b/>
-                <w:i w:val="0"/>
-                <w:color w:val="16A34A"/>
-                <w:sz w:val="16"/>
-              </w:rPr>
-              <w:t>—</w:t>
-            </w:r>
-          </w:p>
-        </w:tc>
-        <w:tc>
-          <w:tcPr>
-            <w:tcW w:type="dxa" w:w="1191"/>
-          </w:tcPr>
-          <w:p>
-            <w:r>
-              <w:rPr>
-                <w:b w:val="0"/>
-                <w:i w:val="0"/>
-                <w:color w:val="64748B"/>
-                <w:sz w:val="16"/>
-              </w:rPr>
-              <w:t>GT-CQ</w:t>
-            </w:r>
-          </w:p>
-        </w:tc>
-        <w:tc>
-          <w:tcPr>
-            <w:tcW w:type="dxa" w:w="4706"/>
-          </w:tcPr>
-          <w:p>
-            <w:r>
-              <w:rPr>
-                <w:b w:val="0"/>
-                <w:i w:val="0"/>
-                <w:sz w:val="17"/>
-              </w:rPr>
-              <w:t>Prière de verifier l'information donnée par Illias Diallo ou corriger au niveau de la section 1.</w:t>
-            </w:r>
-          </w:p>
-        </w:tc>
-      </w:tr>
-      <w:tr>
-        <w:tc>
-          <w:tcPr>
-            <w:tcW w:type="dxa" w:w="964"/>
-          </w:tcPr>
-          <w:p>
-            <w:r>
-              <w:rPr>
-                <w:b/>
-                <w:i w:val="0"/>
-                <w:color w:val="EA580C"/>
-                <w:sz w:val="16"/>
-              </w:rPr>
-              <w:t>Moyenne</w:t>
-            </w:r>
-          </w:p>
-        </w:tc>
-        <w:tc>
-          <w:tcPr>
-            <w:tcW w:type="dxa" w:w="1247"/>
-          </w:tcPr>
-          <w:p>
-            <w:r>
-              <w:rPr>
-                <w:b/>
-                <w:i w:val="0"/>
-                <w:sz w:val="16"/>
-              </w:rPr>
-              <w:t>S01</w:t>
-              <w:br/>
-            </w:r>
-            <w:r>
-              <w:rPr>
-                <w:b w:val="0"/>
-                <w:i w:val="0"/>
-                <w:color w:val="64748B"/>
-                <w:sz w:val="14"/>
-              </w:rPr>
-              <w:t>Démographie</w:t>
-            </w:r>
-          </w:p>
-        </w:tc>
-        <w:tc>
-          <w:tcPr>
-            <w:tcW w:type="dxa" w:w="1531"/>
-          </w:tcPr>
-          <w:p>
-            <w:r>
-              <w:rPr>
-                <w:b/>
-                <w:i w:val="0"/>
-                <w:color w:val="16A34A"/>
-                <w:sz w:val="16"/>
-              </w:rPr>
-              <w:t>—</w:t>
-            </w:r>
-          </w:p>
-        </w:tc>
-        <w:tc>
-          <w:tcPr>
-            <w:tcW w:type="dxa" w:w="1191"/>
-          </w:tcPr>
-          <w:p>
-            <w:r>
-              <w:rPr>
-                <w:b w:val="0"/>
-                <w:i w:val="0"/>
-                <w:color w:val="64748B"/>
-                <w:sz w:val="16"/>
-              </w:rPr>
-              <w:t>GT-CQ</w:t>
-            </w:r>
-          </w:p>
-        </w:tc>
-        <w:tc>
-          <w:tcPr>
-            <w:tcW w:type="dxa" w:w="4706"/>
-          </w:tcPr>
-          <w:p>
-            <w:r>
-              <w:rPr>
-                <w:b w:val="0"/>
-                <w:i w:val="0"/>
-                <w:sz w:val="17"/>
-              </w:rPr>
-              <w:t>Prière de verifier l'information donnée par Mariama Diallo ou corriger au niveau de la section 1.</w:t>
-            </w:r>
-          </w:p>
-        </w:tc>
-      </w:tr>
-      <w:tr>
-        <w:tc>
-          <w:tcPr>
-            <w:tcW w:type="dxa" w:w="964"/>
-          </w:tcPr>
-          <w:p>
-            <w:r>
-              <w:rPr>
-                <w:b/>
-                <w:i w:val="0"/>
-                <w:color w:val="EA580C"/>
-                <w:sz w:val="16"/>
-              </w:rPr>
-              <w:t>Moyenne</w:t>
-            </w:r>
-          </w:p>
-        </w:tc>
-        <w:tc>
-          <w:tcPr>
-            <w:tcW w:type="dxa" w:w="1247"/>
-          </w:tcPr>
-          <w:p>
-            <w:r>
-              <w:rPr>
-                <w:b/>
-                <w:i w:val="0"/>
-                <w:sz w:val="16"/>
-              </w:rPr>
-              <w:t>S01</w:t>
-              <w:br/>
-            </w:r>
-            <w:r>
-              <w:rPr>
-                <w:b w:val="0"/>
-                <w:i w:val="0"/>
-                <w:color w:val="64748B"/>
-                <w:sz w:val="14"/>
-              </w:rPr>
-              <w:t>Démographie</w:t>
-            </w:r>
-          </w:p>
-        </w:tc>
-        <w:tc>
-          <w:tcPr>
-            <w:tcW w:type="dxa" w:w="1531"/>
-          </w:tcPr>
-          <w:p>
-            <w:r>
-              <w:rPr>
-                <w:b/>
-                <w:i w:val="0"/>
-                <w:color w:val="16A34A"/>
-                <w:sz w:val="16"/>
-              </w:rPr>
-              <w:t>—</w:t>
-            </w:r>
-          </w:p>
-        </w:tc>
-        <w:tc>
-          <w:tcPr>
-            <w:tcW w:type="dxa" w:w="1191"/>
-          </w:tcPr>
-          <w:p>
-            <w:r>
-              <w:rPr>
-                <w:b w:val="0"/>
-                <w:i w:val="0"/>
-                <w:color w:val="64748B"/>
-                <w:sz w:val="16"/>
-              </w:rPr>
-              <w:t>GT-CQ</w:t>
-            </w:r>
-          </w:p>
-        </w:tc>
-        <w:tc>
-          <w:tcPr>
-            <w:tcW w:type="dxa" w:w="4706"/>
-          </w:tcPr>
-          <w:p>
-            <w:r>
-              <w:rPr>
-                <w:b w:val="0"/>
-                <w:i w:val="0"/>
-                <w:sz w:val="17"/>
-              </w:rPr>
-              <w:t>Prière de verifier l'information donnée par Mouhamed Sara Diallo ou corriger au niveau de la section 1.</w:t>
-            </w:r>
-          </w:p>
-        </w:tc>
-      </w:tr>
-      <w:tr>
-        <w:tc>
-          <w:tcPr>
-            <w:tcW w:type="dxa" w:w="964"/>
-          </w:tcPr>
-          <w:p>
-            <w:r>
-              <w:rPr>
-                <w:b/>
-                <w:i w:val="0"/>
-                <w:color w:val="EA580C"/>
-                <w:sz w:val="16"/>
-              </w:rPr>
-              <w:t>Moyenne</w:t>
-            </w:r>
-          </w:p>
-        </w:tc>
-        <w:tc>
-          <w:tcPr>
-            <w:tcW w:type="dxa" w:w="1247"/>
-          </w:tcPr>
-          <w:p>
-            <w:r>
-              <w:rPr>
-                <w:b/>
-                <w:i w:val="0"/>
-                <w:sz w:val="16"/>
-              </w:rPr>
-              <w:t>S01</w:t>
-              <w:br/>
-            </w:r>
-            <w:r>
-              <w:rPr>
-                <w:b w:val="0"/>
-                <w:i w:val="0"/>
-                <w:color w:val="64748B"/>
-                <w:sz w:val="14"/>
-              </w:rPr>
-              <w:t>Démographie</w:t>
-            </w:r>
-          </w:p>
-        </w:tc>
-        <w:tc>
-          <w:tcPr>
-            <w:tcW w:type="dxa" w:w="1531"/>
-          </w:tcPr>
-          <w:p>
-            <w:r>
-              <w:rPr>
-                <w:b/>
-                <w:i w:val="0"/>
-                <w:color w:val="16A34A"/>
-                <w:sz w:val="16"/>
-              </w:rPr>
-              <w:t>—</w:t>
-            </w:r>
-          </w:p>
-        </w:tc>
-        <w:tc>
-          <w:tcPr>
-            <w:tcW w:type="dxa" w:w="1191"/>
-          </w:tcPr>
-          <w:p>
-            <w:r>
-              <w:rPr>
-                <w:b w:val="0"/>
-                <w:i w:val="0"/>
-                <w:color w:val="64748B"/>
-                <w:sz w:val="16"/>
-              </w:rPr>
-              <w:t>GT-CQ</w:t>
-            </w:r>
-          </w:p>
-        </w:tc>
-        <w:tc>
-          <w:tcPr>
-            <w:tcW w:type="dxa" w:w="4706"/>
-          </w:tcPr>
-          <w:p>
-            <w:r>
-              <w:rPr>
-                <w:b w:val="0"/>
-                <w:i w:val="0"/>
-                <w:sz w:val="17"/>
-              </w:rPr>
-              <w:t>Prière de verifier l'information donnée par Moussa Diallo ou corriger au niveau de la section 1.</w:t>
-            </w:r>
-          </w:p>
-        </w:tc>
-      </w:tr>
-      <w:tr>
-        <w:tc>
-          <w:tcPr>
-            <w:tcW w:type="dxa" w:w="964"/>
-          </w:tcPr>
-          <w:p>
-            <w:r>
-              <w:rPr>
-                <w:b/>
-                <w:i w:val="0"/>
-                <w:color w:val="EA580C"/>
-                <w:sz w:val="16"/>
-              </w:rPr>
-              <w:t>Moyenne</w:t>
-            </w:r>
-          </w:p>
-        </w:tc>
-        <w:tc>
-          <w:tcPr>
-            <w:tcW w:type="dxa" w:w="1247"/>
-          </w:tcPr>
-          <w:p>
-            <w:r>
-              <w:rPr>
-                <w:b/>
-                <w:i w:val="0"/>
-                <w:sz w:val="16"/>
-              </w:rPr>
-              <w:t>S01</w:t>
-              <w:br/>
-            </w:r>
-            <w:r>
-              <w:rPr>
-                <w:b w:val="0"/>
-                <w:i w:val="0"/>
-                <w:color w:val="64748B"/>
-                <w:sz w:val="14"/>
-              </w:rPr>
-              <w:t>Démographie</w:t>
-            </w:r>
-          </w:p>
-        </w:tc>
-        <w:tc>
-          <w:tcPr>
-            <w:tcW w:type="dxa" w:w="1531"/>
-          </w:tcPr>
-          <w:p>
-            <w:r>
-              <w:rPr>
-                <w:b/>
-                <w:i w:val="0"/>
-                <w:color w:val="16A34A"/>
-                <w:sz w:val="16"/>
-              </w:rPr>
-              <w:t>—</w:t>
-            </w:r>
-          </w:p>
-        </w:tc>
-        <w:tc>
-          <w:tcPr>
-            <w:tcW w:type="dxa" w:w="1191"/>
-          </w:tcPr>
-          <w:p>
-            <w:r>
-              <w:rPr>
-                <w:b w:val="0"/>
-                <w:i w:val="0"/>
-                <w:color w:val="64748B"/>
-                <w:sz w:val="16"/>
-              </w:rPr>
-              <w:t>GT-CQ</w:t>
-            </w:r>
-          </w:p>
-        </w:tc>
-        <w:tc>
-          <w:tcPr>
-            <w:tcW w:type="dxa" w:w="4706"/>
-          </w:tcPr>
-          <w:p>
-            <w:r>
-              <w:rPr>
-                <w:b w:val="0"/>
-                <w:i w:val="0"/>
-                <w:sz w:val="17"/>
-              </w:rPr>
-              <w:t>Prière de verifier l'information donnée par Ramatoulaye Diallo ou corriger au niveau de la section 1.</w:t>
-            </w:r>
-          </w:p>
-        </w:tc>
-      </w:tr>
-      <w:tr>
-        <w:tc>
-          <w:tcPr>
-            <w:tcW w:type="dxa" w:w="964"/>
-          </w:tcPr>
-          <w:p>
-            <w:r>
-              <w:rPr>
-                <w:b/>
-                <w:i w:val="0"/>
-                <w:color w:val="EA580C"/>
-                <w:sz w:val="16"/>
-              </w:rPr>
-              <w:t>Moyenne</w:t>
-            </w:r>
-          </w:p>
-        </w:tc>
-        <w:tc>
-          <w:tcPr>
-            <w:tcW w:type="dxa" w:w="1247"/>
-          </w:tcPr>
-          <w:p>
-            <w:r>
-              <w:rPr>
-                <w:b/>
-                <w:i w:val="0"/>
-                <w:sz w:val="16"/>
-              </w:rPr>
-              <w:t>S01</w:t>
-              <w:br/>
-            </w:r>
-            <w:r>
-              <w:rPr>
-                <w:b w:val="0"/>
-                <w:i w:val="0"/>
-                <w:color w:val="64748B"/>
-                <w:sz w:val="14"/>
-              </w:rPr>
-              <w:t>Démographie</w:t>
-            </w:r>
-          </w:p>
-        </w:tc>
-        <w:tc>
-          <w:tcPr>
-            <w:tcW w:type="dxa" w:w="1531"/>
-          </w:tcPr>
-          <w:p>
-            <w:r>
-              <w:rPr>
-                <w:b/>
-                <w:i w:val="0"/>
-                <w:color w:val="16A34A"/>
-                <w:sz w:val="16"/>
-              </w:rPr>
-              <w:t>—</w:t>
-            </w:r>
-          </w:p>
-        </w:tc>
-        <w:tc>
-          <w:tcPr>
-            <w:tcW w:type="dxa" w:w="1191"/>
-          </w:tcPr>
-          <w:p>
-            <w:r>
-              <w:rPr>
-                <w:b w:val="0"/>
-                <w:i w:val="0"/>
-                <w:color w:val="64748B"/>
-                <w:sz w:val="16"/>
-              </w:rPr>
-              <w:t>GT-CQ</w:t>
-            </w:r>
-          </w:p>
-        </w:tc>
-        <w:tc>
-          <w:tcPr>
-            <w:tcW w:type="dxa" w:w="4706"/>
-          </w:tcPr>
-          <w:p>
-            <w:r>
-              <w:rPr>
-                <w:b w:val="0"/>
-                <w:i w:val="0"/>
-                <w:sz w:val="17"/>
-              </w:rPr>
-              <w:t>Prière de verifier l'information donnée par Souleymane Diallo ou corriger au niveau de la section 1.</w:t>
-            </w:r>
-          </w:p>
-        </w:tc>
-      </w:tr>
-      <w:tr>
-        <w:tc>
-          <w:tcPr>
-            <w:tcW w:type="dxa" w:w="964"/>
-          </w:tcPr>
-          <w:p>
-            <w:r>
-              <w:rPr>
-                <w:b/>
-                <w:i w:val="0"/>
-                <w:color w:val="EA580C"/>
-                <w:sz w:val="16"/>
-              </w:rPr>
-              <w:t>Moyenne</w:t>
-            </w:r>
-          </w:p>
-        </w:tc>
-        <w:tc>
-          <w:tcPr>
-            <w:tcW w:type="dxa" w:w="1247"/>
-          </w:tcPr>
-          <w:p>
-            <w:r>
-              <w:rPr>
-                <w:b/>
-                <w:i w:val="0"/>
-                <w:sz w:val="16"/>
-              </w:rPr>
-              <w:t>S02</w:t>
-              <w:br/>
-            </w:r>
-            <w:r>
-              <w:rPr>
-                <w:b w:val="0"/>
-                <w:i w:val="0"/>
-                <w:color w:val="64748B"/>
-                <w:sz w:val="14"/>
-              </w:rPr>
-              <w:t>Éducation</w:t>
-            </w:r>
-          </w:p>
-        </w:tc>
-        <w:tc>
-          <w:tcPr>
-            <w:tcW w:type="dxa" w:w="1531"/>
-          </w:tcPr>
-          <w:p>
-            <w:r>
-              <w:rPr>
-                <w:b/>
-                <w:i w:val="0"/>
-                <w:color w:val="16A34A"/>
-                <w:sz w:val="16"/>
-              </w:rPr>
-              <w:t>—</w:t>
-            </w:r>
-          </w:p>
-        </w:tc>
-        <w:tc>
-          <w:tcPr>
-            <w:tcW w:type="dxa" w:w="1191"/>
-          </w:tcPr>
-          <w:p>
-            <w:r>
-              <w:rPr>
-                <w:b w:val="0"/>
-                <w:i w:val="0"/>
-                <w:color w:val="64748B"/>
-                <w:sz w:val="16"/>
-              </w:rPr>
-              <w:t>GT-CQ</w:t>
-            </w:r>
-          </w:p>
-        </w:tc>
-        <w:tc>
-          <w:tcPr>
-            <w:tcW w:type="dxa" w:w="4706"/>
-          </w:tcPr>
-          <w:p>
-            <w:r>
-              <w:rPr>
-                <w:b w:val="0"/>
-                <w:i w:val="0"/>
-                <w:sz w:val="17"/>
-              </w:rPr>
-              <w:t>veuillez, s'il vous plait, confirmer les frais de scolarité ( 1000 FCFA) payée de Aicha Diallo avec le QG ou apporter les corrections nécessaires.</w:t>
-            </w:r>
-          </w:p>
-        </w:tc>
-      </w:tr>
-      <w:tr>
-        <w:tc>
-          <w:tcPr>
-            <w:tcW w:type="dxa" w:w="964"/>
-          </w:tcPr>
-          <w:p>
-            <w:r>
-              <w:rPr>
-                <w:b/>
-                <w:i w:val="0"/>
-                <w:color w:val="EA580C"/>
-                <w:sz w:val="16"/>
-              </w:rPr>
-              <w:t>Moyenne</w:t>
-            </w:r>
-          </w:p>
-        </w:tc>
-        <w:tc>
-          <w:tcPr>
-            <w:tcW w:type="dxa" w:w="1247"/>
-          </w:tcPr>
-          <w:p>
-            <w:r>
-              <w:rPr>
-                <w:b/>
-                <w:i w:val="0"/>
-                <w:sz w:val="16"/>
-              </w:rPr>
-              <w:t>S02</w:t>
-              <w:br/>
-            </w:r>
-            <w:r>
-              <w:rPr>
-                <w:b w:val="0"/>
-                <w:i w:val="0"/>
-                <w:color w:val="64748B"/>
-                <w:sz w:val="14"/>
-              </w:rPr>
-              <w:t>Éducation</w:t>
-            </w:r>
-          </w:p>
-        </w:tc>
-        <w:tc>
-          <w:tcPr>
-            <w:tcW w:type="dxa" w:w="1531"/>
-          </w:tcPr>
-          <w:p>
-            <w:r>
-              <w:rPr>
-                <w:b/>
-                <w:i w:val="0"/>
-                <w:color w:val="16A34A"/>
-                <w:sz w:val="16"/>
-              </w:rPr>
-              <w:t>—</w:t>
-            </w:r>
-          </w:p>
-        </w:tc>
-        <w:tc>
-          <w:tcPr>
-            <w:tcW w:type="dxa" w:w="1191"/>
-          </w:tcPr>
-          <w:p>
-            <w:r>
-              <w:rPr>
-                <w:b w:val="0"/>
-                <w:i w:val="0"/>
-                <w:color w:val="64748B"/>
-                <w:sz w:val="16"/>
-              </w:rPr>
-              <w:t>GT-CQ</w:t>
-            </w:r>
-          </w:p>
-        </w:tc>
-        <w:tc>
-          <w:tcPr>
-            <w:tcW w:type="dxa" w:w="4706"/>
-          </w:tcPr>
-          <w:p>
-            <w:r>
-              <w:rPr>
-                <w:b w:val="0"/>
-                <w:i w:val="0"/>
-                <w:sz w:val="17"/>
-              </w:rPr>
-              <w:t>Le montant des frais de cantines ou de restauration (1000 FCFA) pour l'année scolaire de Aicha Diallo qui fréquente 6ème année de Primaire  semble faible.</w:t>
-            </w:r>
-          </w:p>
-        </w:tc>
-      </w:tr>
-      <w:tr>
-        <w:tc>
-          <w:tcPr>
-            <w:tcW w:type="dxa" w:w="964"/>
-          </w:tcPr>
-          <w:p>
-            <w:r>
-              <w:rPr>
-                <w:b/>
-                <w:i w:val="0"/>
-                <w:color w:val="EA580C"/>
-                <w:sz w:val="16"/>
-              </w:rPr>
-              <w:t>Moyenne</w:t>
-            </w:r>
-          </w:p>
-        </w:tc>
-        <w:tc>
-          <w:tcPr>
-            <w:tcW w:type="dxa" w:w="1247"/>
-          </w:tcPr>
-          <w:p>
-            <w:r>
-              <w:rPr>
-                <w:b/>
-                <w:i w:val="0"/>
-                <w:sz w:val="16"/>
-              </w:rPr>
-              <w:t>S02</w:t>
-              <w:br/>
-            </w:r>
-            <w:r>
-              <w:rPr>
-                <w:b w:val="0"/>
-                <w:i w:val="0"/>
-                <w:color w:val="64748B"/>
-                <w:sz w:val="14"/>
-              </w:rPr>
-              <w:t>Éducation</w:t>
-            </w:r>
-          </w:p>
-        </w:tc>
-        <w:tc>
-          <w:tcPr>
-            <w:tcW w:type="dxa" w:w="1531"/>
-          </w:tcPr>
-          <w:p>
-            <w:r>
-              <w:rPr>
-                <w:b/>
-                <w:i w:val="0"/>
-                <w:color w:val="16A34A"/>
-                <w:sz w:val="16"/>
-              </w:rPr>
-              <w:t>—</w:t>
-            </w:r>
-          </w:p>
-        </w:tc>
-        <w:tc>
-          <w:tcPr>
-            <w:tcW w:type="dxa" w:w="1191"/>
-          </w:tcPr>
-          <w:p>
-            <w:r>
-              <w:rPr>
-                <w:b w:val="0"/>
-                <w:i w:val="0"/>
-                <w:color w:val="64748B"/>
-                <w:sz w:val="16"/>
-              </w:rPr>
-              <w:t>GT-CQ</w:t>
-            </w:r>
-          </w:p>
-        </w:tc>
-        <w:tc>
-          <w:tcPr>
-            <w:tcW w:type="dxa" w:w="4706"/>
-          </w:tcPr>
-          <w:p>
-            <w:r>
-              <w:rPr>
-                <w:b w:val="0"/>
-                <w:i w:val="0"/>
-                <w:sz w:val="17"/>
-              </w:rPr>
               <w:t>Veuillez, s'il vous plait, confirmer ces informations avec le QG ou apporter les corrections nécessaires.</w:t>
-            </w:r>
-          </w:p>
-        </w:tc>
-      </w:tr>
-      <w:tr>
-        <w:tc>
-          <w:tcPr>
-            <w:tcW w:type="dxa" w:w="964"/>
-          </w:tcPr>
-          <w:p>
-            <w:r>
-              <w:rPr>
-                <w:b/>
-                <w:i w:val="0"/>
-                <w:color w:val="EA580C"/>
-                <w:sz w:val="16"/>
-              </w:rPr>
-              <w:t>Moyenne</w:t>
-            </w:r>
-          </w:p>
-        </w:tc>
-        <w:tc>
-          <w:tcPr>
-            <w:tcW w:type="dxa" w:w="1247"/>
-          </w:tcPr>
-          <w:p>
-            <w:r>
-              <w:rPr>
-                <w:b/>
-                <w:i w:val="0"/>
-                <w:sz w:val="16"/>
-              </w:rPr>
-              <w:t>S02</w:t>
-              <w:br/>
-            </w:r>
-            <w:r>
-              <w:rPr>
-                <w:b w:val="0"/>
-                <w:i w:val="0"/>
-                <w:color w:val="64748B"/>
-                <w:sz w:val="14"/>
-              </w:rPr>
-              <w:t>Éducation</w:t>
-            </w:r>
-          </w:p>
-        </w:tc>
-        <w:tc>
-          <w:tcPr>
-            <w:tcW w:type="dxa" w:w="1531"/>
-          </w:tcPr>
-          <w:p>
-            <w:r>
-              <w:rPr>
-                <w:b/>
-                <w:i w:val="0"/>
-                <w:color w:val="16A34A"/>
-                <w:sz w:val="16"/>
-              </w:rPr>
-              <w:t>—</w:t>
-            </w:r>
-          </w:p>
-        </w:tc>
-        <w:tc>
-          <w:tcPr>
-            <w:tcW w:type="dxa" w:w="1191"/>
-          </w:tcPr>
-          <w:p>
-            <w:r>
-              <w:rPr>
-                <w:b w:val="0"/>
-                <w:i w:val="0"/>
-                <w:color w:val="64748B"/>
-                <w:sz w:val="16"/>
-              </w:rPr>
-              <w:t>GT-CQ</w:t>
-            </w:r>
-          </w:p>
-        </w:tc>
-        <w:tc>
-          <w:tcPr>
-            <w:tcW w:type="dxa" w:w="4706"/>
-          </w:tcPr>
-          <w:p>
-            <w:r>
-              <w:rPr>
-                <w:b w:val="0"/>
-                <w:i w:val="0"/>
-                <w:sz w:val="17"/>
-              </w:rPr>
-              <w:t>veuillez, s'il vous plait, confirmer les frais de scolarité ( 1000 FCFA) payée de Moussa Diallo avec le QG ou apporter les corrections nécessaires.</w:t>
-            </w:r>
-          </w:p>
-        </w:tc>
-      </w:tr>
-      <w:tr>
-        <w:tc>
-          <w:tcPr>
-            <w:tcW w:type="dxa" w:w="964"/>
-          </w:tcPr>
-          <w:p>
-            <w:r>
-              <w:rPr>
-                <w:b/>
-                <w:i w:val="0"/>
-                <w:color w:val="EA580C"/>
-                <w:sz w:val="16"/>
-              </w:rPr>
-              <w:t>Moyenne</w:t>
-            </w:r>
-          </w:p>
-        </w:tc>
-        <w:tc>
-          <w:tcPr>
-            <w:tcW w:type="dxa" w:w="1247"/>
-          </w:tcPr>
-          <w:p>
-            <w:r>
-              <w:rPr>
-                <w:b/>
-                <w:i w:val="0"/>
-                <w:sz w:val="16"/>
-              </w:rPr>
-              <w:t>S02</w:t>
-              <w:br/>
-            </w:r>
-            <w:r>
-              <w:rPr>
-                <w:b w:val="0"/>
-                <w:i w:val="0"/>
-                <w:color w:val="64748B"/>
-                <w:sz w:val="14"/>
-              </w:rPr>
-              <w:t>Éducation</w:t>
-            </w:r>
-          </w:p>
-        </w:tc>
-        <w:tc>
-          <w:tcPr>
-            <w:tcW w:type="dxa" w:w="1531"/>
-          </w:tcPr>
-          <w:p>
-            <w:r>
-              <w:rPr>
-                <w:b/>
-                <w:i w:val="0"/>
-                <w:color w:val="16A34A"/>
-                <w:sz w:val="16"/>
-              </w:rPr>
-              <w:t>—</w:t>
-            </w:r>
-          </w:p>
-        </w:tc>
-        <w:tc>
-          <w:tcPr>
-            <w:tcW w:type="dxa" w:w="1191"/>
-          </w:tcPr>
-          <w:p>
-            <w:r>
-              <w:rPr>
-                <w:b w:val="0"/>
-                <w:i w:val="0"/>
-                <w:color w:val="64748B"/>
-                <w:sz w:val="16"/>
-              </w:rPr>
-              <w:t>GT-CQ</w:t>
-            </w:r>
-          </w:p>
-        </w:tc>
-        <w:tc>
-          <w:tcPr>
-            <w:tcW w:type="dxa" w:w="4706"/>
-          </w:tcPr>
-          <w:p>
-            <w:r>
-              <w:rPr>
-                <w:b w:val="0"/>
-                <w:i w:val="0"/>
-                <w:sz w:val="17"/>
-              </w:rPr>
-              <w:t>veuillez, s'il vous plait, confirmer les frais de scolarité ( 1000 FCFA) payée de Souleymane Diallo avec le QG ou apporter les corrections nécessaires.</w:t>
-            </w:r>
-          </w:p>
-        </w:tc>
-      </w:tr>
-      <w:tr>
-        <w:tc>
-          <w:tcPr>
-            <w:tcW w:type="dxa" w:w="964"/>
-          </w:tcPr>
-          <w:p>
-            <w:r>
-              <w:rPr>
-                <w:b/>
-                <w:i w:val="0"/>
-                <w:color w:val="EA580C"/>
-                <w:sz w:val="16"/>
-              </w:rPr>
-              <w:t>Moyenne</w:t>
-            </w:r>
-          </w:p>
-        </w:tc>
-        <w:tc>
-          <w:tcPr>
-            <w:tcW w:type="dxa" w:w="1247"/>
-          </w:tcPr>
-          <w:p>
-            <w:r>
-              <w:rPr>
-                <w:b/>
-                <w:i w:val="0"/>
-                <w:sz w:val="16"/>
-              </w:rPr>
-              <w:t>S02</w:t>
-              <w:br/>
-            </w:r>
-            <w:r>
-              <w:rPr>
-                <w:b w:val="0"/>
-                <w:i w:val="0"/>
-                <w:color w:val="64748B"/>
-                <w:sz w:val="14"/>
-              </w:rPr>
-              <w:t>Éducation</w:t>
-            </w:r>
-          </w:p>
-        </w:tc>
-        <w:tc>
-          <w:tcPr>
-            <w:tcW w:type="dxa" w:w="1531"/>
-          </w:tcPr>
-          <w:p>
-            <w:r>
-              <w:rPr>
-                <w:b/>
-                <w:i w:val="0"/>
-                <w:color w:val="16A34A"/>
-                <w:sz w:val="16"/>
-              </w:rPr>
-              <w:t>—</w:t>
-            </w:r>
-          </w:p>
-        </w:tc>
-        <w:tc>
-          <w:tcPr>
-            <w:tcW w:type="dxa" w:w="1191"/>
-          </w:tcPr>
-          <w:p>
-            <w:r>
-              <w:rPr>
-                <w:b w:val="0"/>
-                <w:i w:val="0"/>
-                <w:color w:val="64748B"/>
-                <w:sz w:val="16"/>
-              </w:rPr>
-              <w:t>GT-CQ</w:t>
-            </w:r>
-          </w:p>
-        </w:tc>
-        <w:tc>
-          <w:tcPr>
-            <w:tcW w:type="dxa" w:w="4706"/>
-          </w:tcPr>
-          <w:p>
-            <w:r>
-              <w:rPr>
-                <w:b w:val="0"/>
-                <w:i w:val="0"/>
-                <w:sz w:val="17"/>
-              </w:rPr>
-              <w:t>veuillez, s'il vous plait, confirmer les frais de scolarité ( 500 FCFA) payée de Ramatoulaye Diallo avec le QG ou apporter les corrections nécessaires.</w:t>
-            </w:r>
-          </w:p>
-        </w:tc>
-      </w:tr>
-      <w:tr>
-        <w:tc>
-          <w:tcPr>
-            <w:tcW w:type="dxa" w:w="964"/>
-          </w:tcPr>
-          <w:p>
-            <w:r>
-              <w:rPr>
-                <w:b/>
-                <w:i w:val="0"/>
-                <w:color w:val="EA580C"/>
-                <w:sz w:val="16"/>
-              </w:rPr>
-              <w:t>Moyenne</w:t>
-            </w:r>
-          </w:p>
-        </w:tc>
-        <w:tc>
-          <w:tcPr>
-            <w:tcW w:type="dxa" w:w="1247"/>
-          </w:tcPr>
-          <w:p>
-            <w:r>
-              <w:rPr>
-                <w:b/>
-                <w:i w:val="0"/>
-                <w:sz w:val="16"/>
-              </w:rPr>
-              <w:t>S02</w:t>
-              <w:br/>
-            </w:r>
-            <w:r>
-              <w:rPr>
-                <w:b w:val="0"/>
-                <w:i w:val="0"/>
-                <w:color w:val="64748B"/>
-                <w:sz w:val="14"/>
-              </w:rPr>
-              <w:t>Éducation</w:t>
-            </w:r>
-          </w:p>
-        </w:tc>
-        <w:tc>
-          <w:tcPr>
-            <w:tcW w:type="dxa" w:w="1531"/>
-          </w:tcPr>
-          <w:p>
-            <w:r>
-              <w:rPr>
-                <w:b/>
-                <w:i w:val="0"/>
-                <w:color w:val="16A34A"/>
-                <w:sz w:val="16"/>
-              </w:rPr>
-              <w:t>—</w:t>
-            </w:r>
-          </w:p>
-        </w:tc>
-        <w:tc>
-          <w:tcPr>
-            <w:tcW w:type="dxa" w:w="1191"/>
-          </w:tcPr>
-          <w:p>
-            <w:r>
-              <w:rPr>
-                <w:b w:val="0"/>
-                <w:i w:val="0"/>
-                <w:color w:val="64748B"/>
-                <w:sz w:val="16"/>
-              </w:rPr>
-              <w:t>GT-CQ</w:t>
-            </w:r>
-          </w:p>
-        </w:tc>
-        <w:tc>
-          <w:tcPr>
-            <w:tcW w:type="dxa" w:w="4706"/>
-          </w:tcPr>
-          <w:p>
-            <w:r>
-              <w:rPr>
-                <w:b w:val="0"/>
-                <w:i w:val="0"/>
-                <w:sz w:val="17"/>
-              </w:rPr>
-              <w:t>veuillez, s'il vous plait, confirmer les frais de scolarité ( 5000 FCFA) payée de Ablaye Keita avec le QG ou apporter les corrections nécessaires.</w:t>
-            </w:r>
-          </w:p>
-        </w:tc>
-      </w:tr>
-      <w:tr>
-        <w:tc>
-          <w:tcPr>
-            <w:tcW w:type="dxa" w:w="964"/>
-          </w:tcPr>
-          <w:p>
-            <w:r>
-              <w:rPr>
-                <w:b/>
-                <w:i w:val="0"/>
-                <w:color w:val="EA580C"/>
-                <w:sz w:val="16"/>
-              </w:rPr>
-              <w:t>Moyenne</w:t>
-            </w:r>
-          </w:p>
-        </w:tc>
-        <w:tc>
-          <w:tcPr>
-            <w:tcW w:type="dxa" w:w="1247"/>
-          </w:tcPr>
-          <w:p>
-            <w:r>
-              <w:rPr>
-                <w:b/>
-                <w:i w:val="0"/>
-                <w:sz w:val="16"/>
-              </w:rPr>
-              <w:t>S02</w:t>
-              <w:br/>
-            </w:r>
-            <w:r>
-              <w:rPr>
-                <w:b w:val="0"/>
-                <w:i w:val="0"/>
-                <w:color w:val="64748B"/>
-                <w:sz w:val="14"/>
-              </w:rPr>
-              <w:t>Éducation</w:t>
-            </w:r>
-          </w:p>
-        </w:tc>
-        <w:tc>
-          <w:tcPr>
-            <w:tcW w:type="dxa" w:w="1531"/>
-          </w:tcPr>
-          <w:p>
-            <w:r>
-              <w:rPr>
-                <w:b/>
-                <w:i w:val="0"/>
-                <w:color w:val="16A34A"/>
-                <w:sz w:val="16"/>
-              </w:rPr>
-              <w:t>—</w:t>
-            </w:r>
-          </w:p>
-        </w:tc>
-        <w:tc>
-          <w:tcPr>
-            <w:tcW w:type="dxa" w:w="1191"/>
-          </w:tcPr>
-          <w:p>
-            <w:r>
-              <w:rPr>
-                <w:b w:val="0"/>
-                <w:i w:val="0"/>
-                <w:color w:val="64748B"/>
-                <w:sz w:val="16"/>
-              </w:rPr>
-              <w:t>GT-CQ</w:t>
-            </w:r>
-          </w:p>
-        </w:tc>
-        <w:tc>
-          <w:tcPr>
-            <w:tcW w:type="dxa" w:w="4706"/>
-          </w:tcPr>
-          <w:p>
-            <w:r>
-              <w:rPr>
-                <w:b w:val="0"/>
-                <w:i w:val="0"/>
-                <w:sz w:val="17"/>
-              </w:rPr>
-              <w:t>veuillez, s'il vous plait, confirmer les frais de scolarité ( 5000 FCFA) payée de Fatoumata Goulo Diallo avec le QG ou apporter les corrections nécessaires.</w:t>
-            </w:r>
-          </w:p>
-        </w:tc>
-      </w:tr>
-      <w:tr>
-        <w:tc>
-          <w:tcPr>
-            <w:tcW w:type="dxa" w:w="964"/>
-          </w:tcPr>
-          <w:p>
-            <w:r>
-              <w:rPr>
-                <w:b/>
-                <w:i w:val="0"/>
-                <w:color w:val="EA580C"/>
-                <w:sz w:val="16"/>
-              </w:rPr>
-              <w:t>Moyenne</w:t>
-            </w:r>
-          </w:p>
-        </w:tc>
-        <w:tc>
-          <w:tcPr>
-            <w:tcW w:type="dxa" w:w="1247"/>
-          </w:tcPr>
-          <w:p>
-            <w:r>
-              <w:rPr>
-                <w:b/>
-                <w:i w:val="0"/>
-                <w:sz w:val="16"/>
-              </w:rPr>
-              <w:t>S02</w:t>
-              <w:br/>
-            </w:r>
-            <w:r>
-              <w:rPr>
-                <w:b w:val="0"/>
-                <w:i w:val="0"/>
-                <w:color w:val="64748B"/>
-                <w:sz w:val="14"/>
-              </w:rPr>
-              <w:t>Éducation</w:t>
-            </w:r>
-          </w:p>
-        </w:tc>
-        <w:tc>
-          <w:tcPr>
-            <w:tcW w:type="dxa" w:w="1531"/>
-          </w:tcPr>
-          <w:p>
-            <w:r>
-              <w:rPr>
-                <w:b/>
-                <w:i w:val="0"/>
-                <w:color w:val="16A34A"/>
-                <w:sz w:val="16"/>
-              </w:rPr>
-              <w:t>—</w:t>
-            </w:r>
-          </w:p>
-        </w:tc>
-        <w:tc>
-          <w:tcPr>
-            <w:tcW w:type="dxa" w:w="1191"/>
-          </w:tcPr>
-          <w:p>
-            <w:r>
-              <w:rPr>
-                <w:b w:val="0"/>
-                <w:i w:val="0"/>
-                <w:color w:val="64748B"/>
-                <w:sz w:val="16"/>
-              </w:rPr>
-              <w:t>GT-CQ</w:t>
-            </w:r>
-          </w:p>
-        </w:tc>
-        <w:tc>
-          <w:tcPr>
-            <w:tcW w:type="dxa" w:w="4706"/>
-          </w:tcPr>
-          <w:p>
-            <w:r>
-              <w:rPr>
-                <w:b w:val="0"/>
-                <w:i w:val="0"/>
-                <w:sz w:val="17"/>
-              </w:rPr>
-              <w:t>veuillez, s'il vous plait, confirmer les frais de scolarité ( 5000 FCFA) payée de sira tening Diallo avec le QG ou apporter les corrections nécessaires.</w:t>
-            </w:r>
-          </w:p>
-        </w:tc>
-      </w:tr>
-      <w:tr>
-        <w:tc>
-          <w:tcPr>
-            <w:tcW w:type="dxa" w:w="964"/>
-          </w:tcPr>
-          <w:p>
-            <w:r>
-              <w:rPr>
-                <w:b/>
-                <w:i w:val="0"/>
-                <w:color w:val="EA580C"/>
-                <w:sz w:val="16"/>
-              </w:rPr>
-              <w:t>Moyenne</w:t>
-            </w:r>
-          </w:p>
-        </w:tc>
-        <w:tc>
-          <w:tcPr>
-            <w:tcW w:type="dxa" w:w="1247"/>
-          </w:tcPr>
-          <w:p>
-            <w:r>
-              <w:rPr>
-                <w:b/>
-                <w:i w:val="0"/>
-                <w:sz w:val="16"/>
-              </w:rPr>
-              <w:t>S02</w:t>
-              <w:br/>
-            </w:r>
-            <w:r>
-              <w:rPr>
-                <w:b w:val="0"/>
-                <w:i w:val="0"/>
-                <w:color w:val="64748B"/>
-                <w:sz w:val="14"/>
-              </w:rPr>
-              <w:t>Éducation</w:t>
-            </w:r>
-          </w:p>
-        </w:tc>
-        <w:tc>
-          <w:tcPr>
-            <w:tcW w:type="dxa" w:w="1531"/>
-          </w:tcPr>
-          <w:p>
-            <w:r>
-              <w:rPr>
-                <w:b/>
-                <w:i w:val="0"/>
-                <w:color w:val="16A34A"/>
-                <w:sz w:val="16"/>
-              </w:rPr>
-              <w:t>—</w:t>
-            </w:r>
-          </w:p>
-        </w:tc>
-        <w:tc>
-          <w:tcPr>
-            <w:tcW w:type="dxa" w:w="1191"/>
-          </w:tcPr>
-          <w:p>
-            <w:r>
-              <w:rPr>
-                <w:b w:val="0"/>
-                <w:i w:val="0"/>
-                <w:color w:val="64748B"/>
-                <w:sz w:val="16"/>
-              </w:rPr>
-              <w:t>GT-CQ</w:t>
-            </w:r>
-          </w:p>
-        </w:tc>
-        <w:tc>
-          <w:tcPr>
-            <w:tcW w:type="dxa" w:w="4706"/>
-          </w:tcPr>
-          <w:p>
-            <w:r>
-              <w:rPr>
-                <w:b w:val="0"/>
-                <w:i w:val="0"/>
-                <w:sz w:val="17"/>
-              </w:rPr>
-              <w:t>Merci de bien vouloir changé 2.04 en OUI et renseigné toutes les autres informations qui concerne Diamy Diallo .</w:t>
-            </w:r>
-          </w:p>
-        </w:tc>
-      </w:tr>
-      <w:tr>
-        <w:tc>
-          <w:tcPr>
-            <w:tcW w:type="dxa" w:w="964"/>
-          </w:tcPr>
-          <w:p>
-            <w:r>
-              <w:rPr>
-                <w:b/>
-                <w:i w:val="0"/>
-                <w:color w:val="EA580C"/>
-                <w:sz w:val="16"/>
-              </w:rPr>
-              <w:t>Moyenne</w:t>
-            </w:r>
-          </w:p>
-        </w:tc>
-        <w:tc>
-          <w:tcPr>
-            <w:tcW w:type="dxa" w:w="1247"/>
-          </w:tcPr>
-          <w:p>
-            <w:r>
-              <w:rPr>
-                <w:b/>
-                <w:i w:val="0"/>
-                <w:sz w:val="16"/>
-              </w:rPr>
-              <w:t>S02</w:t>
-              <w:br/>
-            </w:r>
-            <w:r>
-              <w:rPr>
-                <w:b w:val="0"/>
-                <w:i w:val="0"/>
-                <w:color w:val="64748B"/>
-                <w:sz w:val="14"/>
-              </w:rPr>
-              <w:t>Éducation</w:t>
-            </w:r>
-          </w:p>
-        </w:tc>
-        <w:tc>
-          <w:tcPr>
-            <w:tcW w:type="dxa" w:w="1531"/>
-          </w:tcPr>
-          <w:p>
-            <w:r>
-              <w:rPr>
-                <w:b/>
-                <w:i w:val="0"/>
-                <w:color w:val="16A34A"/>
-                <w:sz w:val="16"/>
-              </w:rPr>
-              <w:t>—</w:t>
-            </w:r>
-          </w:p>
-        </w:tc>
-        <w:tc>
-          <w:tcPr>
-            <w:tcW w:type="dxa" w:w="1191"/>
-          </w:tcPr>
-          <w:p>
-            <w:r>
-              <w:rPr>
-                <w:b w:val="0"/>
-                <w:i w:val="0"/>
-                <w:color w:val="64748B"/>
-                <w:sz w:val="16"/>
-              </w:rPr>
-              <w:t>GT-CQ</w:t>
-            </w:r>
-          </w:p>
-        </w:tc>
-        <w:tc>
-          <w:tcPr>
-            <w:tcW w:type="dxa" w:w="4706"/>
-          </w:tcPr>
-          <w:p>
-            <w:r>
-              <w:rPr>
-                <w:b w:val="0"/>
-                <w:i w:val="0"/>
-                <w:sz w:val="17"/>
-              </w:rPr>
-              <w:t>Le domaine que Moussa Diallo 1 bénéficié de cette formation est éducation (enseignement).</w:t>
-            </w:r>
-          </w:p>
-        </w:tc>
-      </w:tr>
-      <w:tr>
-        <w:tc>
-          <w:tcPr>
-            <w:tcW w:type="dxa" w:w="964"/>
-          </w:tcPr>
-          <w:p>
-            <w:r>
-              <w:rPr>
-                <w:b/>
-                <w:i w:val="0"/>
-                <w:color w:val="EA580C"/>
-                <w:sz w:val="16"/>
-              </w:rPr>
-              <w:t>Moyenne</w:t>
-            </w:r>
-          </w:p>
-        </w:tc>
-        <w:tc>
-          <w:tcPr>
-            <w:tcW w:type="dxa" w:w="1247"/>
-          </w:tcPr>
-          <w:p>
-            <w:r>
-              <w:rPr>
-                <w:b/>
-                <w:i w:val="0"/>
-                <w:sz w:val="16"/>
-              </w:rPr>
-              <w:t>S02</w:t>
-              <w:br/>
-            </w:r>
-            <w:r>
-              <w:rPr>
-                <w:b w:val="0"/>
-                <w:i w:val="0"/>
-                <w:color w:val="64748B"/>
-                <w:sz w:val="14"/>
-              </w:rPr>
-              <w:t>Éducation</w:t>
-            </w:r>
-          </w:p>
-        </w:tc>
-        <w:tc>
-          <w:tcPr>
-            <w:tcW w:type="dxa" w:w="1531"/>
-          </w:tcPr>
-          <w:p>
-            <w:r>
-              <w:rPr>
-                <w:b/>
-                <w:i w:val="0"/>
-                <w:color w:val="16A34A"/>
-                <w:sz w:val="16"/>
-              </w:rPr>
-              <w:t>s01q23, s01q00b, s01q23_autre</w:t>
-            </w:r>
-          </w:p>
-        </w:tc>
-        <w:tc>
-          <w:tcPr>
-            <w:tcW w:type="dxa" w:w="1191"/>
-          </w:tcPr>
-          <w:p>
-            <w:r>
-              <w:rPr>
-                <w:b w:val="0"/>
-                <w:i w:val="0"/>
-                <w:color w:val="64748B"/>
-                <w:sz w:val="16"/>
-              </w:rPr>
-              <w:t>GT-CQ</w:t>
-            </w:r>
-          </w:p>
-        </w:tc>
-        <w:tc>
-          <w:tcPr>
-            <w:tcW w:type="dxa" w:w="4706"/>
-          </w:tcPr>
-          <w:p>
-            <w:r>
-              <w:rPr>
-                <w:b w:val="0"/>
-                <w:i w:val="0"/>
-                <w:sz w:val="17"/>
-              </w:rPr>
-              <w:t>et semble exister dans les modalités, prière de prendre attache avec le QG pour plus d'explication afin de la classer bien.</w:t>
             </w:r>
           </w:p>
         </w:tc>
